--- a/src/Tests/Inputs/resumes/09/input.docx
+++ b/src/Tests/Inputs/resumes/09/input.docx
@@ -1,6 +1,6 @@
 
 <file path=word/document.xml><?xml version="1.0" encoding="utf-8"?>
-<w:document xmlns:wpc="http://schemas.microsoft.com/office/word/2010/wordprocessingCanvas" xmlns:cx="http://schemas.microsoft.com/office/drawing/2014/chartex" xmlns:cx1="http://schemas.microsoft.com/office/drawing/2015/9/8/chartex" xmlns:cx2="http://schemas.microsoft.com/office/drawing/2015/10/21/chartex" xmlns:cx3="http://schemas.microsoft.com/office/drawing/2016/5/9/chartex" xmlns:cx4="http://schemas.microsoft.com/office/drawing/2016/5/10/chartex" xmlns:cx5="http://schemas.microsoft.com/office/drawing/2016/5/11/chartex" xmlns:cx6="http://schemas.microsoft.com/office/drawing/2016/5/12/chartex" xmlns:cx7="http://schemas.microsoft.com/office/drawing/2016/5/13/chartex" xmlns:cx8="http://schemas.microsoft.com/office/drawing/2016/5/14/chartex" xmlns:mc="http://schemas.openxmlformats.org/markup-compatibility/2006" xmlns:aink="http://schemas.microsoft.com/office/drawing/2016/ink" xmlns:am3d="http://schemas.microsoft.com/office/drawing/2017/model3d" xmlns:o="urn:schemas-microsoft-com:office:office" xmlns:oel="http://schemas.microsoft.com/office/2019/extlst" xmlns:r="http://schemas.openxmlformats.org/officeDocument/2006/relationships" xmlns:m="http://schemas.openxmlformats.org/officeDocument/2006/math" xmlns:v="urn:schemas-microsoft-com:vml" xmlns:wp14="http://schemas.microsoft.com/office/word/2010/wordprocessingDrawing" xmlns:wp="http://schemas.openxmlformats.org/drawingml/2006/wordprocessingDrawing" xmlns:w10="urn:schemas-microsoft-com:office:word" xmlns:w="http://schemas.openxmlformats.org/wordprocessingml/2006/main" xmlns:w14="http://schemas.microsoft.com/office/word/2010/wordml" xmlns:w15="http://schemas.microsoft.com/office/word/2012/wordml" xmlns:w16cex="http://schemas.microsoft.com/office/word/2018/wordml/cex" xmlns:w16cid="http://schemas.microsoft.com/office/word/2016/wordml/cid" xmlns:w16="http://schemas.microsoft.com/office/word/2018/wordml" xmlns:w16du="http://schemas.microsoft.com/office/word/2023/wordml/word16du" xmlns:w16sdtdh="http://schemas.microsoft.com/office/word/2020/wordml/sdtdatahash" xmlns:w16se="http://schemas.microsoft.com/office/word/2015/wordml/symex" xmlns:wpg="http://schemas.microsoft.com/office/word/2010/wordprocessingGroup" xmlns:wpi="http://schemas.microsoft.com/office/word/2010/wordprocessingInk" xmlns:wne="http://schemas.microsoft.com/office/word/2006/wordml" xmlns:wps="http://schemas.microsoft.com/office/word/2010/wordprocessingShape" mc:Ignorable="w14 w15 w16se w16cid w16 w16cex w16sdtdh w16du wp14">
+<w:document xmlns:a="http://schemas.openxmlformats.org/drawingml/2006/main" xmlns:adec="http://schemas.microsoft.com/office/drawing/2017/decorative" xmlns:wpc="http://schemas.microsoft.com/office/word/2010/wordprocessingCanvas" xmlns:cx="http://schemas.microsoft.com/office/drawing/2014/chartex" xmlns:cx1="http://schemas.microsoft.com/office/drawing/2015/9/8/chartex" xmlns:cx2="http://schemas.microsoft.com/office/drawing/2015/10/21/chartex" xmlns:cx3="http://schemas.microsoft.com/office/drawing/2016/5/9/chartex" xmlns:cx4="http://schemas.microsoft.com/office/drawing/2016/5/10/chartex" xmlns:cx5="http://schemas.microsoft.com/office/drawing/2016/5/11/chartex" xmlns:cx6="http://schemas.microsoft.com/office/drawing/2016/5/12/chartex" xmlns:cx7="http://schemas.microsoft.com/office/drawing/2016/5/13/chartex" xmlns:cx8="http://schemas.microsoft.com/office/drawing/2016/5/14/chartex" xmlns:mc="http://schemas.openxmlformats.org/markup-compatibility/2006" xmlns:aink="http://schemas.microsoft.com/office/drawing/2016/ink" xmlns:am3d="http://schemas.microsoft.com/office/drawing/2017/model3d" xmlns:o="urn:schemas-microsoft-com:office:office" xmlns:oel="http://schemas.microsoft.com/office/2019/extlst" xmlns:r="http://schemas.openxmlformats.org/officeDocument/2006/relationships" xmlns:m="http://schemas.openxmlformats.org/officeDocument/2006/math" xmlns:v="urn:schemas-microsoft-com:vml" xmlns:wp14="http://schemas.microsoft.com/office/word/2010/wordprocessingDrawing" xmlns:wp="http://schemas.openxmlformats.org/drawingml/2006/wordprocessingDrawing" xmlns:w10="urn:schemas-microsoft-com:office:word" xmlns:w="http://schemas.openxmlformats.org/wordprocessingml/2006/main" xmlns:w14="http://schemas.microsoft.com/office/word/2010/wordml" xmlns:w15="http://schemas.microsoft.com/office/word/2012/wordml" xmlns:w16cex="http://schemas.microsoft.com/office/word/2018/wordml/cex" xmlns:w16cid="http://schemas.microsoft.com/office/word/2016/wordml/cid" xmlns:w16="http://schemas.microsoft.com/office/word/2018/wordml" xmlns:w16du="http://schemas.microsoft.com/office/word/2023/wordml/word16du" xmlns:w16sdtdh="http://schemas.microsoft.com/office/word/2020/wordml/sdtdatahash" xmlns:w16se="http://schemas.microsoft.com/office/word/2015/wordml/symex" xmlns:wpg="http://schemas.microsoft.com/office/word/2010/wordprocessingGroup" xmlns:wpi="http://schemas.microsoft.com/office/word/2010/wordprocessingInk" xmlns:wne="http://schemas.microsoft.com/office/word/2006/wordml" xmlns:wps="http://schemas.microsoft.com/office/word/2010/wordprocessingShape" mc:Ignorable="w14 w15 w16se w16cid w16 w16cex w16sdtdh w16du wp14">
   <w:body>
     <w:p>
       <w:pPr>
@@ -14,7 +14,7 @@
         <mc:AlternateContent>
           <mc:Choice Requires="wpg">
             <w:drawing>
-              <wp:anchor distT="0" distB="0" distL="114300" distR="114300" simplePos="0" relativeHeight="251667456" behindDoc="1" locked="1" layoutInCell="1" allowOverlap="1" wp14:anchorId="6E4ED395" wp14:editId="3D19A4F4">
+              <wp:anchor distT="0" distB="0" distL="114300" distR="114300" simplePos="0" relativeHeight="251667456" behindDoc="1" locked="1" layoutInCell="1" allowOverlap="1" wp14:editId="3D19A4F4" wp14:anchorId="6E4ED395">
                 <wp:simplePos x="0" y="0"/>
                 <wp:positionH relativeFrom="page">
                   <wp:posOffset>0</wp:posOffset>
@@ -175,9 +175,9 @@
           </mc:Choice>
           <mc:Fallback>
             <w:pict>
-              <v:group w14:anchorId="334DBAE1" id="Group 3" o:spid="_x0000_s1026" alt="Decorative" style="position:absolute;margin-left:0;margin-top:-36pt;width:204.45pt;height:11in;z-index:-251649024;mso-position-horizontal-relative:page;mso-width-relative:margin;mso-height-relative:margin" coordorigin="-6008,-152" coordsize="25965,100602" o:gfxdata="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">
-                <v:rect id="Rectangle 2" o:spid="_x0000_s1027" style="position:absolute;left:-6008;top:-152;width:25964;height:100601;visibility:visible;mso-wrap-style:square;v-text-anchor:middle" o:gfxdata="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" fillcolor="#d14140 [3204]" stroked="f" strokeweight="1pt"/>
-                <v:shape id="Freeform 3" o:spid="_x0000_s1028" alt="Header accent box" style="position:absolute;top:-152;width:9984;height:13064;visibility:visible;mso-wrap-style:square;v-text-anchor:top" coordsize="1506,2757" o:gfxdata="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" path="m,2757r1505,l1505,,,,,2757xe" fillcolor="white [3212]" stroked="f">
+              <v:group id="Group 3" style="position:absolute;margin-left:0;margin-top:-36pt;width:204.45pt;height:11in;z-index:-251649024;mso-position-horizontal-relative:page;mso-width-relative:margin;mso-height-relative:margin" alt="Decorative" coordsize="25965,100602" coordorigin="-6008,-152" o:spid="_x0000_s1026" o:gfxdata="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" w14:anchorId="334DBAE1">
+                <v:rect id="Rectangle 2" style="position:absolute;left:-6008;top:-152;width:25964;height:100601;visibility:visible;mso-wrap-style:square;v-text-anchor:middle" o:spid="_x0000_s1027" fillcolor="#d14140 [3204]" stroked="f" strokeweight="1pt" o:gfxdata="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"/>
+                <v:shape id="Freeform 3" style="position:absolute;top:-152;width:9984;height:13064;visibility:visible;mso-wrap-style:square;v-text-anchor:top" alt="Header accent box" coordsize="1506,2757" o:spid="_x0000_s1028" fillcolor="white [3212]" stroked="f" path="m,2757r1505,l1505,,,,,2757xe" o:gfxdata="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">
                   <v:path arrowok="t" o:connecttype="custom" o:connectlocs="0,1306522;997811,1306522;997811,0;0,0;0,1306522" o:connectangles="0,0,0,0,0"/>
                 </v:shape>
                 <w10:wrap anchorx="page"/>
@@ -457,7 +457,7 @@
                 </mc:Choice>
                 <mc:Fallback>
                   <w:pict>
-                    <v:rect w14:anchorId="4E077F8B" id="Rectangle 4" o:spid="_x0000_s1026" alt="Decorative" style="width:73.45pt;height:.7pt;visibility:visible;mso-wrap-style:square;mso-left-percent:-10001;mso-top-percent:-10001;mso-position-horizontal:absolute;mso-position-horizontal-relative:char;mso-position-vertical:absolute;mso-position-vertical-relative:line;mso-left-percent:-10001;mso-top-percent:-10001;v-text-anchor:middle" o:gfxdata="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" fillcolor="white [3212]" stroked="f" strokeweight="1pt">
+                    <v:rect id="Rectangle 4" style="width:73.45pt;height:.7pt;visibility:visible;mso-wrap-style:square;mso-left-percent:-10001;mso-top-percent:-10001;mso-position-horizontal:absolute;mso-position-horizontal-relative:char;mso-position-vertical:absolute;mso-position-vertical-relative:line;mso-left-percent:-10001;mso-top-percent:-10001;v-text-anchor:middle" alt="Decorative" o:spid="_x0000_s1026" fillcolor="white [3212]" stroked="f" strokeweight="1pt" o:gfxdata="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" w14:anchorId="4E077F8B">
                       <w10:anchorlock/>
                     </v:rect>
                   </w:pict>
@@ -600,7 +600,7 @@
                 </mc:Choice>
                 <mc:Fallback>
                   <w:pict>
-                    <v:rect w14:anchorId="0FCC58BF" id="Rectangle 9" o:spid="_x0000_s1026" alt="Decorative" style="width:73.45pt;height:.7pt;visibility:visible;mso-wrap-style:square;mso-left-percent:-10001;mso-top-percent:-10001;mso-position-horizontal:absolute;mso-position-horizontal-relative:char;mso-position-vertical:absolute;mso-position-vertical-relative:line;mso-left-percent:-10001;mso-top-percent:-10001;v-text-anchor:middle" o:gfxdata="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" fillcolor="white [3212]" stroked="f" strokeweight="1pt">
+                    <v:rect id="Rectangle 9" style="width:73.45pt;height:.7pt;visibility:visible;mso-wrap-style:square;mso-left-percent:-10001;mso-top-percent:-10001;mso-position-horizontal:absolute;mso-position-horizontal-relative:char;mso-position-vertical:absolute;mso-position-vertical-relative:line;mso-left-percent:-10001;mso-top-percent:-10001;v-text-anchor:middle" alt="Decorative" o:spid="_x0000_s1026" fillcolor="white [3212]" stroked="f" strokeweight="1pt" o:gfxdata="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" w14:anchorId="0FCC58BF">
                       <w10:anchorlock/>
                     </v:rect>
                   </w:pict>
@@ -741,7 +741,7 @@
                 </mc:Choice>
                 <mc:Fallback>
                   <w:pict>
-                    <v:rect w14:anchorId="4B2D31D7" id="Rectangle 10" o:spid="_x0000_s1026" alt="Decorative" style="width:73.45pt;height:.7pt;visibility:visible;mso-wrap-style:square;mso-left-percent:-10001;mso-top-percent:-10001;mso-position-horizontal:absolute;mso-position-horizontal-relative:char;mso-position-vertical:absolute;mso-position-vertical-relative:line;mso-left-percent:-10001;mso-top-percent:-10001;v-text-anchor:middle" o:gfxdata="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" fillcolor="white [3212]" stroked="f" strokeweight="1pt">
+                    <v:rect id="Rectangle 10" style="width:73.45pt;height:.7pt;visibility:visible;mso-wrap-style:square;mso-left-percent:-10001;mso-top-percent:-10001;mso-position-horizontal:absolute;mso-position-horizontal-relative:char;mso-position-vertical:absolute;mso-position-vertical-relative:line;mso-left-percent:-10001;mso-top-percent:-10001;v-text-anchor:middle" alt="Decorative" o:spid="_x0000_s1026" fillcolor="white [3212]" stroked="f" strokeweight="1pt" o:gfxdata="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" w14:anchorId="4B2D31D7">
                       <w10:anchorlock/>
                     </v:rect>
                   </w:pict>
@@ -852,7 +852,7 @@
             <w:tcW w:w="5401" w:type="dxa"/>
             <w:gridSpan w:val="2"/>
             <w:tcBorders>
-              <w:bottom w:val="single" w:sz="12" w:space="0" w:color="auto"/>
+              <w:bottom w:val="single" w:color="auto" w:sz="12" w:space="0"/>
             </w:tcBorders>
           </w:tcPr>
           <w:p>
@@ -912,7 +912,7 @@
             <w:tcW w:w="5401" w:type="dxa"/>
             <w:gridSpan w:val="2"/>
             <w:tcBorders>
-              <w:top w:val="single" w:sz="12" w:space="0" w:color="auto"/>
+              <w:top w:val="single" w:color="auto" w:sz="12" w:space="0"/>
             </w:tcBorders>
           </w:tcPr>
           <w:p>
@@ -963,7 +963,7 @@
               <w:autoSpaceDN w:val="0"/>
               <w:adjustRightInd w:val="0"/>
               <w:rPr>
-                <w:rFonts w:ascii="Georgia" w:eastAsia="Times New Roman" w:hAnsi="Georgia" w:cs="Georgia"/>
+                <w:rFonts w:ascii="Georgia" w:hAnsi="Georgia" w:eastAsia="Times New Roman" w:cs="Georgia"/>
                 <w:sz w:val="16"/>
               </w:rPr>
             </w:pPr>
@@ -1430,7 +1430,7 @@
               <w:autoSpaceDN w:val="0"/>
               <w:adjustRightInd w:val="0"/>
               <w:rPr>
-                <w:rFonts w:ascii="Georgia" w:eastAsia="Times New Roman" w:hAnsi="Georgia" w:cs="Georgia"/>
+                <w:rFonts w:ascii="Georgia" w:hAnsi="Georgia" w:eastAsia="Times New Roman" w:cs="Georgia"/>
                 <w:sz w:val="16"/>
               </w:rPr>
             </w:pPr>
@@ -1446,7 +1446,7 @@
             <w:pPr>
               <w:pStyle w:val="Heading1"/>
               <w:rPr>
-                <w:rFonts w:ascii="Georgia" w:eastAsia="Times New Roman" w:hAnsi="Georgia" w:cs="Georgia"/>
+                <w:rFonts w:ascii="Georgia" w:hAnsi="Georgia" w:eastAsia="Times New Roman" w:cs="Georgia"/>
               </w:rPr>
             </w:pPr>
             <w:sdt>
@@ -1472,7 +1472,7 @@
             <w:tcW w:w="5491" w:type="dxa"/>
             <w:gridSpan w:val="3"/>
             <w:tcBorders>
-              <w:bottom w:val="single" w:sz="12" w:space="0" w:color="auto"/>
+              <w:bottom w:val="single" w:color="auto" w:sz="12" w:space="0"/>
             </w:tcBorders>
           </w:tcPr>
           <w:p>
@@ -1515,7 +1515,7 @@
               <w:autoSpaceDN w:val="0"/>
               <w:adjustRightInd w:val="0"/>
               <w:rPr>
-                <w:rFonts w:ascii="Georgia" w:eastAsia="Times New Roman" w:hAnsi="Georgia" w:cs="Georgia"/>
+                <w:rFonts w:ascii="Georgia" w:hAnsi="Georgia" w:eastAsia="Times New Roman" w:cs="Georgia"/>
                 <w:sz w:val="16"/>
               </w:rPr>
             </w:pPr>
@@ -1541,7 +1541,7 @@
             <w:tcW w:w="5491" w:type="dxa"/>
             <w:gridSpan w:val="3"/>
             <w:tcBorders>
-              <w:top w:val="single" w:sz="12" w:space="0" w:color="auto"/>
+              <w:top w:val="single" w:color="auto" w:sz="12" w:space="0"/>
               <w:bottom w:val="nil"/>
             </w:tcBorders>
           </w:tcPr>
@@ -1593,7 +1593,7 @@
               <w:autoSpaceDN w:val="0"/>
               <w:adjustRightInd w:val="0"/>
               <w:rPr>
-                <w:rFonts w:ascii="Georgia" w:eastAsia="Times New Roman" w:hAnsi="Georgia" w:cs="Georgia"/>
+                <w:rFonts w:ascii="Georgia" w:hAnsi="Georgia" w:eastAsia="Times New Roman" w:cs="Georgia"/>
                 <w:sz w:val="16"/>
               </w:rPr>
             </w:pPr>
@@ -1701,7 +1701,7 @@
               <w:autoSpaceDN w:val="0"/>
               <w:adjustRightInd w:val="0"/>
               <w:rPr>
-                <w:rFonts w:ascii="Georgia" w:eastAsia="Times New Roman" w:hAnsi="Georgia" w:cs="Georgia"/>
+                <w:rFonts w:ascii="Georgia" w:hAnsi="Georgia" w:eastAsia="Times New Roman" w:cs="Georgia"/>
                 <w:sz w:val="16"/>
               </w:rPr>
             </w:pPr>
@@ -1914,7 +1914,7 @@
           <w:tcPr>
             <w:tcW w:w="3691" w:type="dxa"/>
             <w:tcBorders>
-              <w:bottom w:val="single" w:sz="12" w:space="0" w:color="auto"/>
+              <w:bottom w:val="single" w:color="auto" w:sz="12" w:space="0"/>
             </w:tcBorders>
           </w:tcPr>
           <w:p>
@@ -1982,7 +1982,7 @@
           <w:tcPr>
             <w:tcW w:w="3691" w:type="dxa"/>
             <w:tcBorders>
-              <w:top w:val="single" w:sz="12" w:space="0" w:color="auto"/>
+              <w:top w:val="single" w:color="auto" w:sz="12" w:space="0"/>
               <w:bottom w:val="nil"/>
             </w:tcBorders>
           </w:tcPr>
@@ -2033,7 +2033,7 @@
               <w:autoSpaceDN w:val="0"/>
               <w:adjustRightInd w:val="0"/>
               <w:rPr>
-                <w:rFonts w:ascii="Gill Sans MT" w:eastAsia="Times New Roman" w:hAnsi="Gill Sans MT" w:cs="Georgia"/>
+                <w:rFonts w:ascii="Gill Sans MT" w:hAnsi="Gill Sans MT" w:eastAsia="Times New Roman" w:cs="Georgia"/>
                 <w:sz w:val="16"/>
               </w:rPr>
             </w:pPr>

--- a/src/Tests/Inputs/resumes/09/input.docx
+++ b/src/Tests/Inputs/resumes/09/input.docx
@@ -7697,2388 +7697,6 @@
 </w:webSettings>
 </file>
 
-<file path=word/glossary/document.xml><?xml version="1.0" encoding="utf-8"?>
-<w:glossaryDocument xmlns:wpc="http://schemas.microsoft.com/office/word/2010/wordprocessingCanvas" xmlns:cx="http://schemas.microsoft.com/office/drawing/2014/chartex" xmlns:cx1="http://schemas.microsoft.com/office/drawing/2015/9/8/chartex" xmlns:cx2="http://schemas.microsoft.com/office/drawing/2015/10/21/chartex" xmlns:cx3="http://schemas.microsoft.com/office/drawing/2016/5/9/chartex" xmlns:cx4="http://schemas.microsoft.com/office/drawing/2016/5/10/chartex" xmlns:cx5="http://schemas.microsoft.com/office/drawing/2016/5/11/chartex" xmlns:cx6="http://schemas.microsoft.com/office/drawing/2016/5/12/chartex" xmlns:cx7="http://schemas.microsoft.com/office/drawing/2016/5/13/chartex" xmlns:cx8="http://schemas.microsoft.com/office/drawing/2016/5/14/chartex" xmlns:mc="http://schemas.openxmlformats.org/markup-compatibility/2006" xmlns:aink="http://schemas.microsoft.com/office/drawing/2016/ink" xmlns:am3d="http://schemas.microsoft.com/office/drawing/2017/model3d" xmlns:o="urn:schemas-microsoft-com:office:office" xmlns:oel="http://schemas.microsoft.com/office/2019/extlst" xmlns:r="http://schemas.openxmlformats.org/officeDocument/2006/relationships" xmlns:m="http://schemas.openxmlformats.org/officeDocument/2006/math" xmlns:v="urn:schemas-microsoft-com:vml" xmlns:wp14="http://schemas.microsoft.com/office/word/2010/wordprocessingDrawing" xmlns:wp="http://schemas.openxmlformats.org/drawingml/2006/wordprocessingDrawing" xmlns:w10="urn:schemas-microsoft-com:office:word" xmlns:w="http://schemas.openxmlformats.org/wordprocessingml/2006/main" xmlns:w14="http://schemas.microsoft.com/office/word/2010/wordml" xmlns:w15="http://schemas.microsoft.com/office/word/2012/wordml" xmlns:w16cex="http://schemas.microsoft.com/office/word/2018/wordml/cex" xmlns:w16cid="http://schemas.microsoft.com/office/word/2016/wordml/cid" xmlns:w16="http://schemas.microsoft.com/office/word/2018/wordml" xmlns:w16du="http://schemas.microsoft.com/office/word/2023/wordml/word16du" xmlns:w16sdtdh="http://schemas.microsoft.com/office/word/2020/wordml/sdtdatahash" xmlns:w16se="http://schemas.microsoft.com/office/word/2015/wordml/symex" xmlns:wpg="http://schemas.microsoft.com/office/word/2010/wordprocessingGroup" xmlns:wpi="http://schemas.microsoft.com/office/word/2010/wordprocessingInk" xmlns:wne="http://schemas.microsoft.com/office/word/2006/wordml" xmlns:wps="http://schemas.microsoft.com/office/word/2010/wordprocessingShape" mc:Ignorable="w14 w15 w16se w16cid w16 w16cex w16sdtdh w16du wp14">
-  <w:docParts>
-    <w:docPart>
-      <w:docPartPr>
-        <w:name w:val="D8318F69F5344D13A8F6BD0C792290BA"/>
-        <w:category>
-          <w:name w:val="General"/>
-          <w:gallery w:val="placeholder"/>
-        </w:category>
-        <w:types>
-          <w:type w:val="bbPlcHdr"/>
-        </w:types>
-        <w:behaviors>
-          <w:behavior w:val="content"/>
-        </w:behaviors>
-        <w:guid w:val="{274846CD-BE35-402F-9F17-97378D96CE45}"/>
-      </w:docPartPr>
-      <w:docPartBody>
-        <w:p>
-          <w:r>
-            <w:t>JM</w:t>
-          </w:r>
-        </w:p>
-      </w:docPartBody>
-    </w:docPart>
-    <w:docPart>
-      <w:docPartPr>
-        <w:name w:val="19A17DEA9798409484FF4F2BD9B5F266"/>
-        <w:category>
-          <w:name w:val="General"/>
-          <w:gallery w:val="placeholder"/>
-        </w:category>
-        <w:types>
-          <w:type w:val="bbPlcHdr"/>
-        </w:types>
-        <w:behaviors>
-          <w:behavior w:val="content"/>
-        </w:behaviors>
-        <w:guid w:val="{2BB983D6-BEF1-4125-9CED-709481D49637}"/>
-      </w:docPartPr>
-      <w:docPartBody>
-        <w:p>
-          <w:r>
-            <w:t>Jordan Mitchell</w:t>
-          </w:r>
-        </w:p>
-      </w:docPartBody>
-    </w:docPart>
-    <w:docPart>
-      <w:docPartPr>
-        <w:name w:val="C401A829426345DEBCF17FDE7245DEC3"/>
-        <w:category>
-          <w:name w:val="General"/>
-          <w:gallery w:val="placeholder"/>
-        </w:category>
-        <w:types>
-          <w:type w:val="bbPlcHdr"/>
-        </w:types>
-        <w:behaviors>
-          <w:behavior w:val="content"/>
-        </w:behaviors>
-        <w:guid w:val="{1F7BF348-037B-4DDB-8C40-B7BC9FE6F159}"/>
-      </w:docPartPr>
-      <w:docPartBody>
-        <w:p>
-          <w:r>
-            <w:t>Experienced woodworker with 5+ years of experience in designing and crafting custom furniture and cabinetry. Proficient in using a variety of woodworking tools and techniques, with a focus on precision and attention to detail.</w:t>
-          </w:r>
-        </w:p>
-      </w:docPartBody>
-    </w:docPart>
-    <w:docPart>
-      <w:docPartPr>
-        <w:name w:val="85A73882D43141DF889272DA05AF4453"/>
-        <w:category>
-          <w:name w:val="General"/>
-          <w:gallery w:val="placeholder"/>
-        </w:category>
-        <w:types>
-          <w:type w:val="bbPlcHdr"/>
-        </w:types>
-        <w:behaviors>
-          <w:behavior w:val="content"/>
-        </w:behaviors>
-        <w:guid w:val="{1BF1612F-BEF1-4C5D-A4A8-FF87B471424C}"/>
-      </w:docPartPr>
-      <w:docPartBody>
-        <w:p>
-          <w:pPr>
-            <w:pStyle w:val="85A73882D43141DF889272DA05AF44533"/>
-          </w:pPr>
-          <w:r>
-            <w:rPr>
-              <w:lang w:val="fr-FR"/>
-            </w:rPr>
-            <w:t>Location</w:t>
-          </w:r>
-        </w:p>
-      </w:docPartBody>
-    </w:docPart>
-    <w:docPart>
-      <w:docPartPr>
-        <w:name w:val="6A83AFD558114FFB922E470D8A4A80E7"/>
-        <w:category>
-          <w:name w:val="General"/>
-          <w:gallery w:val="placeholder"/>
-        </w:category>
-        <w:types>
-          <w:type w:val="bbPlcHdr"/>
-        </w:types>
-        <w:behaviors>
-          <w:behavior w:val="content"/>
-        </w:behaviors>
-        <w:guid w:val="{03AB8BBB-3A2F-431E-85FA-3005EDF7B533}"/>
-      </w:docPartPr>
-      <w:docPartBody>
-        <w:p>
-          <w:pPr>
-            <w:pStyle w:val="6A83AFD558114FFB922E470D8A4A80E7"/>
-          </w:pPr>
-          <w:r>
-            <w:t>Boston, MA</w:t>
-          </w:r>
-        </w:p>
-      </w:docPartBody>
-    </w:docPart>
-    <w:docPart>
-      <w:docPartPr>
-        <w:name w:val="BF0C5DB3BC3D4193BBECEBE7DF4932BE"/>
-        <w:category>
-          <w:name w:val="General"/>
-          <w:gallery w:val="placeholder"/>
-        </w:category>
-        <w:types>
-          <w:type w:val="bbPlcHdr"/>
-        </w:types>
-        <w:behaviors>
-          <w:behavior w:val="content"/>
-        </w:behaviors>
-        <w:guid w:val="{A1464B94-F802-4386-BDCD-693EAAC14951}"/>
-      </w:docPartPr>
-      <w:docPartBody>
-        <w:p>
-          <w:pPr>
-            <w:pStyle w:val="BF0C5DB3BC3D4193BBECEBE7DF4932BE3"/>
-          </w:pPr>
-          <w:r>
-            <w:rPr>
-              <w:lang w:val="fr-FR"/>
-            </w:rPr>
-            <w:t>Phone</w:t>
-          </w:r>
-        </w:p>
-      </w:docPartBody>
-    </w:docPart>
-    <w:docPart>
-      <w:docPartPr>
-        <w:name w:val="FA9A2E0C1338468CA150E8E95CC0817C"/>
-        <w:category>
-          <w:name w:val="General"/>
-          <w:gallery w:val="placeholder"/>
-        </w:category>
-        <w:types>
-          <w:type w:val="bbPlcHdr"/>
-        </w:types>
-        <w:behaviors>
-          <w:behavior w:val="content"/>
-        </w:behaviors>
-        <w:guid w:val="{EAAAA410-B4B9-492B-A128-517F5FBC19C2}"/>
-      </w:docPartPr>
-      <w:docPartBody>
-        <w:p>
-          <w:pPr>
-            <w:pStyle w:val="FA9A2E0C1338468CA150E8E95CC0817C"/>
-          </w:pPr>
-          <w:r>
-            <w:t>(202) 555-0122</w:t>
-          </w:r>
-        </w:p>
-      </w:docPartBody>
-    </w:docPart>
-    <w:docPart>
-      <w:docPartPr>
-        <w:name w:val="5112C8AADCCE4CD59641F47FCEE8C2F2"/>
-        <w:category>
-          <w:name w:val="General"/>
-          <w:gallery w:val="placeholder"/>
-        </w:category>
-        <w:types>
-          <w:type w:val="bbPlcHdr"/>
-        </w:types>
-        <w:behaviors>
-          <w:behavior w:val="content"/>
-        </w:behaviors>
-        <w:guid w:val="{7400110A-F77C-4704-8358-1592EE652B85}"/>
-      </w:docPartPr>
-      <w:docPartBody>
-        <w:p>
-          <w:pPr>
-            <w:pStyle w:val="5112C8AADCCE4CD59641F47FCEE8C2F23"/>
-          </w:pPr>
-          <w:r>
-            <w:rPr>
-              <w:lang w:val="fr-FR"/>
-            </w:rPr>
-            <w:t>Email</w:t>
-          </w:r>
-        </w:p>
-      </w:docPartBody>
-    </w:docPart>
-    <w:docPart>
-      <w:docPartPr>
-        <w:name w:val="70A0A3B7925543749D86F7398682B462"/>
-        <w:category>
-          <w:name w:val="General"/>
-          <w:gallery w:val="placeholder"/>
-        </w:category>
-        <w:types>
-          <w:type w:val="bbPlcHdr"/>
-        </w:types>
-        <w:behaviors>
-          <w:behavior w:val="content"/>
-        </w:behaviors>
-        <w:guid w:val="{8078F630-252A-4122-8B03-EC172CDA6F95}"/>
-      </w:docPartPr>
-      <w:docPartBody>
-        <w:p>
-          <w:pPr>
-            <w:pStyle w:val="70A0A3B7925543749D86F7398682B462"/>
-          </w:pPr>
-          <w:r>
-            <w:t>jordan@example.com</w:t>
-          </w:r>
-        </w:p>
-      </w:docPartBody>
-    </w:docPart>
-    <w:docPart>
-      <w:docPartPr>
-        <w:name w:val="2725049BE1154A2CA86483FF0686856A"/>
-        <w:category>
-          <w:name w:val="General"/>
-          <w:gallery w:val="placeholder"/>
-        </w:category>
-        <w:types>
-          <w:type w:val="bbPlcHdr"/>
-        </w:types>
-        <w:behaviors>
-          <w:behavior w:val="content"/>
-        </w:behaviors>
-        <w:guid w:val="{BA8F210A-C36E-4F70-A3C6-EFC962AD7E06}"/>
-      </w:docPartPr>
-      <w:docPartBody>
-        <w:p>
-          <w:pPr>
-            <w:pStyle w:val="2725049BE1154A2CA86483FF0686856A3"/>
-          </w:pPr>
-          <w:r>
-            <w:rPr>
-              <w:lang w:val="fr-FR"/>
-            </w:rPr>
-            <w:t>Website</w:t>
-          </w:r>
-        </w:p>
-      </w:docPartBody>
-    </w:docPart>
-    <w:docPart>
-      <w:docPartPr>
-        <w:name w:val="BA66D647F1A942A6BB9CB540EEB7F433"/>
-        <w:category>
-          <w:name w:val="General"/>
-          <w:gallery w:val="placeholder"/>
-        </w:category>
-        <w:types>
-          <w:type w:val="bbPlcHdr"/>
-        </w:types>
-        <w:behaviors>
-          <w:behavior w:val="content"/>
-        </w:behaviors>
-        <w:guid w:val="{D891029B-78C9-4586-906B-51F8D5BAA765}"/>
-      </w:docPartPr>
-      <w:docPartBody>
-        <w:p>
-          <w:pPr>
-            <w:pStyle w:val="BA66D647F1A942A6BB9CB540EEB7F433"/>
-          </w:pPr>
-          <w:r>
-            <w:t>www.greatsiteaddress.com</w:t>
-          </w:r>
-        </w:p>
-      </w:docPartBody>
-    </w:docPart>
-    <w:docPart>
-      <w:docPartPr>
-        <w:name w:val="EACB3017C2D14A15915B2CA207C76FF8"/>
-        <w:category>
-          <w:name w:val="General"/>
-          <w:gallery w:val="placeholder"/>
-        </w:category>
-        <w:types>
-          <w:type w:val="bbPlcHdr"/>
-        </w:types>
-        <w:behaviors>
-          <w:behavior w:val="content"/>
-        </w:behaviors>
-        <w:guid w:val="{29C8EE6E-5460-46AB-9AB7-6CEC55E29700}"/>
-      </w:docPartPr>
-      <w:docPartBody>
-        <w:p>
-          <w:pPr>
-            <w:pStyle w:val="EACB3017C2D14A15915B2CA207C76FF8"/>
-          </w:pPr>
-          <w:r>
-            <w:t>Experience</w:t>
-          </w:r>
-        </w:p>
-      </w:docPartBody>
-    </w:docPart>
-    <w:docPart>
-      <w:docPartPr>
-        <w:name w:val="D57636FA031C440C8ED582DE66E758A9"/>
-        <w:category>
-          <w:name w:val="General"/>
-          <w:gallery w:val="placeholder"/>
-        </w:category>
-        <w:types>
-          <w:type w:val="bbPlcHdr"/>
-        </w:types>
-        <w:behaviors>
-          <w:behavior w:val="content"/>
-        </w:behaviors>
-        <w:guid w:val="{5E268734-BEB7-44BF-AE07-65CBEF74795D}"/>
-      </w:docPartPr>
-      <w:docPartBody>
-        <w:p>
-          <w:pPr>
-            <w:pStyle w:val="D57636FA031C440C8ED582DE66E758A9"/>
-          </w:pPr>
-          <w:r>
-            <w:t xml:space="preserve">20XX </w:t>
-          </w:r>
-          <w:r>
-            <w:t>–</w:t>
-          </w:r>
-          <w:r>
-            <w:t xml:space="preserve"> present</w:t>
-          </w:r>
-        </w:p>
-      </w:docPartBody>
-    </w:docPart>
-    <w:docPart>
-      <w:docPartPr>
-        <w:name w:val="9F7C52CE96E941B99D7FD4A51DAAC84C"/>
-        <w:category>
-          <w:name w:val="General"/>
-          <w:gallery w:val="placeholder"/>
-        </w:category>
-        <w:types>
-          <w:type w:val="bbPlcHdr"/>
-        </w:types>
-        <w:behaviors>
-          <w:behavior w:val="content"/>
-        </w:behaviors>
-        <w:guid w:val="{5329C7D7-0474-47EF-BAE1-E81895DF6F4A}"/>
-      </w:docPartPr>
-      <w:docPartBody>
-        <w:p>
-          <w:pPr>
-            <w:pStyle w:val="9F7C52CE96E941B99D7FD4A51DAAC84C"/>
-          </w:pPr>
-          <w:r>
-            <w:t>Woodworker</w:t>
-          </w:r>
-        </w:p>
-      </w:docPartBody>
-    </w:docPart>
-    <w:docPart>
-      <w:docPartPr>
-        <w:name w:val="941540CFDC8B4BD58A35740593245CCE"/>
-        <w:category>
-          <w:name w:val="General"/>
-          <w:gallery w:val="placeholder"/>
-        </w:category>
-        <w:types>
-          <w:type w:val="bbPlcHdr"/>
-        </w:types>
-        <w:behaviors>
-          <w:behavior w:val="content"/>
-        </w:behaviors>
-        <w:guid w:val="{604BE6FA-C2AC-4967-8ABC-E3CFD9C6BF54}"/>
-      </w:docPartPr>
-      <w:docPartBody>
-        <w:p>
-          <w:pPr>
-            <w:pStyle w:val="941540CFDC8B4BD58A35740593245CCE"/>
-          </w:pPr>
-          <w:r>
-            <w:t xml:space="preserve">Sand + Polish </w:t>
-          </w:r>
-          <w:r>
-            <w:t>Contractors</w:t>
-          </w:r>
-        </w:p>
-      </w:docPartBody>
-    </w:docPart>
-    <w:docPart>
-      <w:docPartPr>
-        <w:name w:val="5874725CA7A144E2A23A0490FEC0D50F"/>
-        <w:category>
-          <w:name w:val="General"/>
-          <w:gallery w:val="placeholder"/>
-        </w:category>
-        <w:types>
-          <w:type w:val="bbPlcHdr"/>
-        </w:types>
-        <w:behaviors>
-          <w:behavior w:val="content"/>
-        </w:behaviors>
-        <w:guid w:val="{8B089B41-DE0C-46A0-9603-B9152F0F1218}"/>
-      </w:docPartPr>
-      <w:docPartBody>
-        <w:p>
-          <w:pPr>
-            <w:pStyle w:val="5874725CA7A144E2A23A0490FEC0D50F"/>
-          </w:pPr>
-          <w:r>
-            <w:t xml:space="preserve">Boston, </w:t>
-          </w:r>
-          <w:r>
-            <w:t>MA</w:t>
-          </w:r>
-        </w:p>
-      </w:docPartBody>
-    </w:docPart>
-    <w:docPart>
-      <w:docPartPr>
-        <w:name w:val="CB4E681E674F4C6D8DF971AFDC387F94"/>
-        <w:category>
-          <w:name w:val="General"/>
-          <w:gallery w:val="placeholder"/>
-        </w:category>
-        <w:types>
-          <w:type w:val="bbPlcHdr"/>
-        </w:types>
-        <w:behaviors>
-          <w:behavior w:val="content"/>
-        </w:behaviors>
-        <w:guid w:val="{5210BEF6-8705-49BF-8F49-F534FAD4ECC7}"/>
-      </w:docPartPr>
-      <w:docPartBody>
-        <w:p>
-          <w:pPr>
-            <w:pStyle w:val="CB4E681E674F4C6D8DF971AFDC387F94"/>
-          </w:pPr>
-          <w:r>
-            <w:t>Collaborated with clients to design and build custom furniture pieces, including chairs, tables, and bookcases</w:t>
-          </w:r>
-        </w:p>
-      </w:docPartBody>
-    </w:docPart>
-    <w:docPart>
-      <w:docPartPr>
-        <w:name w:val="93C3C8F082494584A027143B931E2DC6"/>
-        <w:category>
-          <w:name w:val="General"/>
-          <w:gallery w:val="placeholder"/>
-        </w:category>
-        <w:types>
-          <w:type w:val="bbPlcHdr"/>
-        </w:types>
-        <w:behaviors>
-          <w:behavior w:val="content"/>
-        </w:behaviors>
-        <w:guid w:val="{69C6BBD6-4A99-4A1C-A5BF-894CCAEC4677}"/>
-      </w:docPartPr>
-      <w:docPartBody>
-        <w:p>
-          <w:pPr>
-            <w:pStyle w:val="93C3C8F082494584A027143B931E2DC6"/>
-          </w:pPr>
-          <w:r>
-            <w:t xml:space="preserve">Operated various woodworking tools and machinery to cut, shape, </w:t>
-          </w:r>
-          <w:r>
-            <w:br/>
-            <w:t>and sand wood</w:t>
-          </w:r>
-        </w:p>
-      </w:docPartBody>
-    </w:docPart>
-    <w:docPart>
-      <w:docPartPr>
-        <w:name w:val="17C1C784C2D44DF390153BCE9D8C773C"/>
-        <w:category>
-          <w:name w:val="General"/>
-          <w:gallery w:val="placeholder"/>
-        </w:category>
-        <w:types>
-          <w:type w:val="bbPlcHdr"/>
-        </w:types>
-        <w:behaviors>
-          <w:behavior w:val="content"/>
-        </w:behaviors>
-        <w:guid w:val="{A531FE10-4194-491A-BB95-193CC91BF885}"/>
-      </w:docPartPr>
-      <w:docPartBody>
-        <w:p>
-          <w:pPr>
-            <w:pStyle w:val="17C1C784C2D44DF390153BCE9D8C773C"/>
-          </w:pPr>
-          <w:r>
-            <w:t>Maintained a clean and organized workshop environment</w:t>
-          </w:r>
-        </w:p>
-      </w:docPartBody>
-    </w:docPart>
-    <w:docPart>
-      <w:docPartPr>
-        <w:name w:val="5CE003D80A3D431A9953B9828D5DEC8D"/>
-        <w:category>
-          <w:name w:val="General"/>
-          <w:gallery w:val="placeholder"/>
-        </w:category>
-        <w:types>
-          <w:type w:val="bbPlcHdr"/>
-        </w:types>
-        <w:behaviors>
-          <w:behavior w:val="content"/>
-        </w:behaviors>
-        <w:guid w:val="{83EA22ED-6FD4-454D-B9DE-872F655BA7EB}"/>
-      </w:docPartPr>
-      <w:docPartBody>
-        <w:p>
-          <w:pPr>
-            <w:pStyle w:val="5CE003D80A3D431A9953B9828D5DEC8D"/>
-          </w:pPr>
-          <w:r>
-            <w:t xml:space="preserve">Demonstrated strong attention to detail and precision in all aspects </w:t>
-          </w:r>
-          <w:r>
-            <w:br/>
-            <w:t>of the woodworking process</w:t>
-          </w:r>
-        </w:p>
-      </w:docPartBody>
-    </w:docPart>
-    <w:docPart>
-      <w:docPartPr>
-        <w:name w:val="3855F22C5D1743C3986FD1B81A4FA135"/>
-        <w:category>
-          <w:name w:val="General"/>
-          <w:gallery w:val="placeholder"/>
-        </w:category>
-        <w:types>
-          <w:type w:val="bbPlcHdr"/>
-        </w:types>
-        <w:behaviors>
-          <w:behavior w:val="content"/>
-        </w:behaviors>
-        <w:guid w:val="{ED19A404-445C-476D-BD84-EFBF7F88A2BB}"/>
-      </w:docPartPr>
-      <w:docPartBody>
-        <w:p>
-          <w:pPr>
-            <w:pStyle w:val="3855F22C5D1743C3986FD1B81A4FA135"/>
-          </w:pPr>
-          <w:r>
-            <w:t>Consistently met project deadlines and exceeded client expectations</w:t>
-          </w:r>
-        </w:p>
-      </w:docPartBody>
-    </w:docPart>
-    <w:docPart>
-      <w:docPartPr>
-        <w:name w:val="72F2694F78DF40D0A14081091618CD4C"/>
-        <w:category>
-          <w:name w:val="General"/>
-          <w:gallery w:val="placeholder"/>
-        </w:category>
-        <w:types>
-          <w:type w:val="bbPlcHdr"/>
-        </w:types>
-        <w:behaviors>
-          <w:behavior w:val="content"/>
-        </w:behaviors>
-        <w:guid w:val="{DF10A937-28C7-41E8-94AA-B86C57B9230F}"/>
-      </w:docPartPr>
-      <w:docPartBody>
-        <w:p>
-          <w:pPr>
-            <w:pStyle w:val="72F2694F78DF40D0A14081091618CD4C"/>
-          </w:pPr>
-          <w:r>
-            <w:t>20</w:t>
-          </w:r>
-          <w:r>
-            <w:t>XX</w:t>
-          </w:r>
-          <w:r>
-            <w:t xml:space="preserve"> – 20</w:t>
-          </w:r>
-          <w:r>
-            <w:t>XX</w:t>
-          </w:r>
-        </w:p>
-      </w:docPartBody>
-    </w:docPart>
-    <w:docPart>
-      <w:docPartPr>
-        <w:name w:val="09003DEBCF624AF2A3372B970B250EA1"/>
-        <w:category>
-          <w:name w:val="General"/>
-          <w:gallery w:val="placeholder"/>
-        </w:category>
-        <w:types>
-          <w:type w:val="bbPlcHdr"/>
-        </w:types>
-        <w:behaviors>
-          <w:behavior w:val="content"/>
-        </w:behaviors>
-        <w:guid w:val="{51CB61DF-65B4-4879-B180-EF41CD9B0806}"/>
-      </w:docPartPr>
-      <w:docPartBody>
-        <w:p>
-          <w:pPr>
-            <w:pStyle w:val="09003DEBCF624AF2A3372B970B250EA1"/>
-          </w:pPr>
-          <w:r>
-            <w:t>Woodworker</w:t>
-          </w:r>
-        </w:p>
-      </w:docPartBody>
-    </w:docPart>
-    <w:docPart>
-      <w:docPartPr>
-        <w:name w:val="DEABE14358C948B9A4FD3A3B835896D8"/>
-        <w:category>
-          <w:name w:val="General"/>
-          <w:gallery w:val="placeholder"/>
-        </w:category>
-        <w:types>
-          <w:type w:val="bbPlcHdr"/>
-        </w:types>
-        <w:behaviors>
-          <w:behavior w:val="content"/>
-        </w:behaviors>
-        <w:guid w:val="{4E267103-FC34-428D-8FF3-97B5F7B208A1}"/>
-      </w:docPartPr>
-      <w:docPartBody>
-        <w:p>
-          <w:pPr>
-            <w:pStyle w:val="DEABE14358C948B9A4FD3A3B835896D8"/>
-          </w:pPr>
-          <w:r>
-            <w:t>Demo and Build Construction, LLC</w:t>
-          </w:r>
-        </w:p>
-      </w:docPartBody>
-    </w:docPart>
-    <w:docPart>
-      <w:docPartPr>
-        <w:name w:val="9738DE7F660C4171BF5D6F9BE7FDE625"/>
-        <w:category>
-          <w:name w:val="General"/>
-          <w:gallery w:val="placeholder"/>
-        </w:category>
-        <w:types>
-          <w:type w:val="bbPlcHdr"/>
-        </w:types>
-        <w:behaviors>
-          <w:behavior w:val="content"/>
-        </w:behaviors>
-        <w:guid w:val="{83B9AE1F-8440-48D1-ADFB-9A2B666052F6}"/>
-      </w:docPartPr>
-      <w:docPartBody>
-        <w:p>
-          <w:pPr>
-            <w:pStyle w:val="9738DE7F660C4171BF5D6F9BE7FDE625"/>
-          </w:pPr>
-          <w:r>
-            <w:t>Boston, MA</w:t>
-          </w:r>
-        </w:p>
-      </w:docPartBody>
-    </w:docPart>
-    <w:docPart>
-      <w:docPartPr>
-        <w:name w:val="ED2F5AD788DE47BAB6BB0CB34A98540D"/>
-        <w:category>
-          <w:name w:val="General"/>
-          <w:gallery w:val="placeholder"/>
-        </w:category>
-        <w:types>
-          <w:type w:val="bbPlcHdr"/>
-        </w:types>
-        <w:behaviors>
-          <w:behavior w:val="content"/>
-        </w:behaviors>
-        <w:guid w:val="{313EAD6B-EB5B-4BA5-ACDD-5BB2F971C378}"/>
-      </w:docPartPr>
-      <w:docPartBody>
-        <w:p>
-          <w:pPr>
-            <w:pStyle w:val="ED2F5AD788DE47BAB6BB0CB34A98540D"/>
-          </w:pPr>
-          <w:r>
-            <w:t>Assisted senior woodworkers in building and installing cabinetry and custom furniture pieces</w:t>
-          </w:r>
-        </w:p>
-      </w:docPartBody>
-    </w:docPart>
-    <w:docPart>
-      <w:docPartPr>
-        <w:name w:val="849037DBAD2741DEA502AF5ACD1B1E6B"/>
-        <w:category>
-          <w:name w:val="General"/>
-          <w:gallery w:val="placeholder"/>
-        </w:category>
-        <w:types>
-          <w:type w:val="bbPlcHdr"/>
-        </w:types>
-        <w:behaviors>
-          <w:behavior w:val="content"/>
-        </w:behaviors>
-        <w:guid w:val="{51761CAD-B88C-4043-94D1-DCEB0A2B6D72}"/>
-      </w:docPartPr>
-      <w:docPartBody>
-        <w:p>
-          <w:pPr>
-            <w:pStyle w:val="849037DBAD2741DEA502AF5ACD1B1E6B"/>
-          </w:pPr>
-          <w:r>
-            <w:t>Operated woodworking tools and machinery under the supervision of senior woodworkers</w:t>
-          </w:r>
-        </w:p>
-      </w:docPartBody>
-    </w:docPart>
-    <w:docPart>
-      <w:docPartPr>
-        <w:name w:val="FD4F9A5E71CB4A07B7B46E9F42C7506E"/>
-        <w:category>
-          <w:name w:val="General"/>
-          <w:gallery w:val="placeholder"/>
-        </w:category>
-        <w:types>
-          <w:type w:val="bbPlcHdr"/>
-        </w:types>
-        <w:behaviors>
-          <w:behavior w:val="content"/>
-        </w:behaviors>
-        <w:guid w:val="{F3E3BD48-58A5-4F2A-9B31-76F393BB02A0}"/>
-      </w:docPartPr>
-      <w:docPartBody>
-        <w:p>
-          <w:pPr>
-            <w:pStyle w:val="FD4F9A5E71CB4A07B7B46E9F42C7506E"/>
-          </w:pPr>
-          <w:r>
-            <w:t>Learned to read and interpret blueprints and schematics</w:t>
-          </w:r>
-        </w:p>
-      </w:docPartBody>
-    </w:docPart>
-    <w:docPart>
-      <w:docPartPr>
-        <w:name w:val="23EEAA104F464B12B08EDA5F9CD39A63"/>
-        <w:category>
-          <w:name w:val="General"/>
-          <w:gallery w:val="placeholder"/>
-        </w:category>
-        <w:types>
-          <w:type w:val="bbPlcHdr"/>
-        </w:types>
-        <w:behaviors>
-          <w:behavior w:val="content"/>
-        </w:behaviors>
-        <w:guid w:val="{18A6B472-9094-4988-8034-EDB190A9FAF1}"/>
-      </w:docPartPr>
-      <w:docPartBody>
-        <w:p>
-          <w:pPr>
-            <w:pStyle w:val="23EEAA104F464B12B08EDA5F9CD39A63"/>
-          </w:pPr>
-          <w:r>
-            <w:t>Gained knowledge of different types of wood and their characteristics</w:t>
-          </w:r>
-        </w:p>
-      </w:docPartBody>
-    </w:docPart>
-    <w:docPart>
-      <w:docPartPr>
-        <w:name w:val="A2AAC51E8BCE4F099169E23D1A4CE6AF"/>
-        <w:category>
-          <w:name w:val="General"/>
-          <w:gallery w:val="placeholder"/>
-        </w:category>
-        <w:types>
-          <w:type w:val="bbPlcHdr"/>
-        </w:types>
-        <w:behaviors>
-          <w:behavior w:val="content"/>
-        </w:behaviors>
-        <w:guid w:val="{B83B5367-D503-475A-9B67-FD6957E6C681}"/>
-      </w:docPartPr>
-      <w:docPartBody>
-        <w:p>
-          <w:pPr>
-            <w:pStyle w:val="A2AAC51E8BCE4F099169E23D1A4CE6AF"/>
-          </w:pPr>
-          <w:r>
-            <w:t>Education</w:t>
-          </w:r>
-        </w:p>
-      </w:docPartBody>
-    </w:docPart>
-    <w:docPart>
-      <w:docPartPr>
-        <w:name w:val="0E05D37F12864A869F339847932039CB"/>
-        <w:category>
-          <w:name w:val="General"/>
-          <w:gallery w:val="placeholder"/>
-        </w:category>
-        <w:types>
-          <w:type w:val="bbPlcHdr"/>
-        </w:types>
-        <w:behaviors>
-          <w:behavior w:val="content"/>
-        </w:behaviors>
-        <w:guid w:val="{A2E4CD2E-3DE2-41C4-8E2C-84FC86C2D29A}"/>
-      </w:docPartPr>
-      <w:docPartBody>
-        <w:p>
-          <w:pPr>
-            <w:pStyle w:val="0E05D37F12864A869F339847932039CB"/>
-          </w:pPr>
-          <w:r>
-            <w:t>Clover College of the Arts</w:t>
-          </w:r>
-        </w:p>
-      </w:docPartBody>
-    </w:docPart>
-    <w:docPart>
-      <w:docPartPr>
-        <w:name w:val="41686E1E89764918B5AB8497E2530C09"/>
-        <w:category>
-          <w:name w:val="General"/>
-          <w:gallery w:val="placeholder"/>
-        </w:category>
-        <w:types>
-          <w:type w:val="bbPlcHdr"/>
-        </w:types>
-        <w:behaviors>
-          <w:behavior w:val="content"/>
-        </w:behaviors>
-        <w:guid w:val="{7F9351C5-C486-4FCD-B0AD-74635D5B5C9A}"/>
-      </w:docPartPr>
-      <w:docPartBody>
-        <w:p>
-          <w:pPr>
-            <w:pStyle w:val="41686E1E89764918B5AB8497E2530C09"/>
-          </w:pPr>
-          <w:r>
-            <w:t>Boston, MA</w:t>
-          </w:r>
-        </w:p>
-      </w:docPartBody>
-    </w:docPart>
-    <w:docPart>
-      <w:docPartPr>
-        <w:name w:val="AB62B563AE954B57B38A36C6B5B81B32"/>
-        <w:category>
-          <w:name w:val="General"/>
-          <w:gallery w:val="placeholder"/>
-        </w:category>
-        <w:types>
-          <w:type w:val="bbPlcHdr"/>
-        </w:types>
-        <w:behaviors>
-          <w:behavior w:val="content"/>
-        </w:behaviors>
-        <w:guid w:val="{838A7D01-9C8F-48C5-9B88-FED7EBB9CB8B}"/>
-      </w:docPartPr>
-      <w:docPartBody>
-        <w:p>
-          <w:pPr>
-            <w:pStyle w:val="AB62B563AE954B57B38A36C6B5B81B323"/>
-          </w:pPr>
-          <w:r>
-            <w:rPr>
-              <w:rStyle w:val="Heading2Char"/>
-            </w:rPr>
-            <w:t>June 20XX</w:t>
-          </w:r>
-        </w:p>
-      </w:docPartBody>
-    </w:docPart>
-    <w:docPart>
-      <w:docPartPr>
-        <w:name w:val="31454FF0BFF146D0BC1DAC404F8AD771"/>
-        <w:category>
-          <w:name w:val="General"/>
-          <w:gallery w:val="placeholder"/>
-        </w:category>
-        <w:types>
-          <w:type w:val="bbPlcHdr"/>
-        </w:types>
-        <w:behaviors>
-          <w:behavior w:val="content"/>
-        </w:behaviors>
-        <w:guid w:val="{78325D9D-01C0-4998-8CFD-FA0483D9A974}"/>
-      </w:docPartPr>
-      <w:docPartBody>
-        <w:p>
-          <w:pPr>
-            <w:pStyle w:val="31454FF0BFF146D0BC1DAC404F8AD771"/>
-          </w:pPr>
-          <w:r>
-            <w:t>Certificate in Woodworking</w:t>
-          </w:r>
-        </w:p>
-      </w:docPartBody>
-    </w:docPart>
-    <w:docPart>
-      <w:docPartPr>
-        <w:name w:val="588D87B3EB204866AB9A4363E05FD970"/>
-        <w:category>
-          <w:name w:val="General"/>
-          <w:gallery w:val="placeholder"/>
-        </w:category>
-        <w:types>
-          <w:type w:val="bbPlcHdr"/>
-        </w:types>
-        <w:behaviors>
-          <w:behavior w:val="content"/>
-        </w:behaviors>
-        <w:guid w:val="{427DA4FB-EFFD-447A-8708-95525AE117DB}"/>
-      </w:docPartPr>
-      <w:docPartBody>
-        <w:p>
-          <w:pPr>
-            <w:pStyle w:val="588D87B3EB204866AB9A4363E05FD9703"/>
-          </w:pPr>
-          <w:r>
-            <w:rPr>
-              <w:rStyle w:val="Heading2Char"/>
-            </w:rPr>
-            <w:t>June 20XX</w:t>
-          </w:r>
-        </w:p>
-      </w:docPartBody>
-    </w:docPart>
-    <w:docPart>
-      <w:docPartPr>
-        <w:name w:val="41D166865F48445DA018AFBA7DD33395"/>
-        <w:category>
-          <w:name w:val="General"/>
-          <w:gallery w:val="placeholder"/>
-        </w:category>
-        <w:types>
-          <w:type w:val="bbPlcHdr"/>
-        </w:types>
-        <w:behaviors>
-          <w:behavior w:val="content"/>
-        </w:behaviors>
-        <w:guid w:val="{67A20F9A-16BD-402B-B707-2B62EA4D4E18}"/>
-      </w:docPartPr>
-      <w:docPartBody>
-        <w:p>
-          <w:pPr>
-            <w:pStyle w:val="41D166865F48445DA018AFBA7DD33395"/>
-          </w:pPr>
-          <w:r>
-            <w:t>Associate of Applied Science in Wood Technology</w:t>
-          </w:r>
-        </w:p>
-      </w:docPartBody>
-    </w:docPart>
-    <w:docPart>
-      <w:docPartPr>
-        <w:name w:val="653F26587F654CE09E19B79DADF98AED"/>
-        <w:category>
-          <w:name w:val="General"/>
-          <w:gallery w:val="placeholder"/>
-        </w:category>
-        <w:types>
-          <w:type w:val="bbPlcHdr"/>
-        </w:types>
-        <w:behaviors>
-          <w:behavior w:val="content"/>
-        </w:behaviors>
-        <w:guid w:val="{EB98CB56-5E35-4CEB-87BA-AA9E186AC82C}"/>
-      </w:docPartPr>
-      <w:docPartBody>
-        <w:p>
-          <w:pPr>
-            <w:pStyle w:val="653F26587F654CE09E19B79DADF98AED"/>
-          </w:pPr>
-          <w:r>
-            <w:t xml:space="preserve">Proficient in using hand and power tools such as saws, drills, sanders, </w:t>
-          </w:r>
-          <w:r>
-            <w:br/>
-          </w:r>
-          <w:r>
-            <w:t>and routers</w:t>
-          </w:r>
-        </w:p>
-      </w:docPartBody>
-    </w:docPart>
-    <w:docPart>
-      <w:docPartPr>
-        <w:name w:val="9DB0648106D7488693DC1D616458740E"/>
-        <w:category>
-          <w:name w:val="General"/>
-          <w:gallery w:val="placeholder"/>
-        </w:category>
-        <w:types>
-          <w:type w:val="bbPlcHdr"/>
-        </w:types>
-        <w:behaviors>
-          <w:behavior w:val="content"/>
-        </w:behaviors>
-        <w:guid w:val="{3D33891E-ACD7-4CC1-B48A-B4E80E9EFA85}"/>
-      </w:docPartPr>
-      <w:docPartBody>
-        <w:p>
-          <w:pPr>
-            <w:pStyle w:val="9DB0648106D7488693DC1D616458740E"/>
-          </w:pPr>
-          <w:r>
-            <w:t>Skilled in reading and interpreting blueprints and schematics</w:t>
-          </w:r>
-        </w:p>
-      </w:docPartBody>
-    </w:docPart>
-    <w:docPart>
-      <w:docPartPr>
-        <w:name w:val="B321A31A24EC4D25BCEBCC2018C38EB6"/>
-        <w:category>
-          <w:name w:val="General"/>
-          <w:gallery w:val="placeholder"/>
-        </w:category>
-        <w:types>
-          <w:type w:val="bbPlcHdr"/>
-        </w:types>
-        <w:behaviors>
-          <w:behavior w:val="content"/>
-        </w:behaviors>
-        <w:guid w:val="{37B85666-0B50-4B61-A7DA-BA884027835E}"/>
-      </w:docPartPr>
-      <w:docPartBody>
-        <w:p>
-          <w:pPr>
-            <w:pStyle w:val="B321A31A24EC4D25BCEBCC2018C38EB6"/>
-          </w:pPr>
-          <w:r>
-            <w:t>Experienced in designing and building custom furniture and cabinetry</w:t>
-          </w:r>
-        </w:p>
-      </w:docPartBody>
-    </w:docPart>
-    <w:docPart>
-      <w:docPartPr>
-        <w:name w:val="DA9CC25FEAE44667B70DD72193392CD5"/>
-        <w:category>
-          <w:name w:val="General"/>
-          <w:gallery w:val="placeholder"/>
-        </w:category>
-        <w:types>
-          <w:type w:val="bbPlcHdr"/>
-        </w:types>
-        <w:behaviors>
-          <w:behavior w:val="content"/>
-        </w:behaviors>
-        <w:guid w:val="{F9535A99-4D69-4B32-80A1-689AAB379E56}"/>
-      </w:docPartPr>
-      <w:docPartBody>
-        <w:p>
-          <w:pPr>
-            <w:pStyle w:val="DA9CC25FEAE44667B70DD72193392CD5"/>
-          </w:pPr>
-          <w:r>
-            <w:t>Knowledgeable in different types of wood and their characteristics</w:t>
-          </w:r>
-        </w:p>
-      </w:docPartBody>
-    </w:docPart>
-    <w:docPart>
-      <w:docPartPr>
-        <w:name w:val="E154644A21F442AE8E7EE0AA836AD414"/>
-        <w:category>
-          <w:name w:val="General"/>
-          <w:gallery w:val="placeholder"/>
-        </w:category>
-        <w:types>
-          <w:type w:val="bbPlcHdr"/>
-        </w:types>
-        <w:behaviors>
-          <w:behavior w:val="content"/>
-        </w:behaviors>
-        <w:guid w:val="{88DFAFB1-9E67-4BE9-B07F-F1F017F20B5D}"/>
-      </w:docPartPr>
-      <w:docPartBody>
-        <w:p>
-          <w:pPr>
-            <w:pStyle w:val="E154644A21F442AE8E7EE0AA836AD414"/>
-          </w:pPr>
-          <w:r>
-            <w:t>Strong attention to detail and ability to produce high-quality work</w:t>
-          </w:r>
-        </w:p>
-      </w:docPartBody>
-    </w:docPart>
-    <w:docPart>
-      <w:docPartPr>
-        <w:name w:val="ACA8B7292D2744C8BBB292A1DB165262"/>
-        <w:category>
-          <w:name w:val="General"/>
-          <w:gallery w:val="placeholder"/>
-        </w:category>
-        <w:types>
-          <w:type w:val="bbPlcHdr"/>
-        </w:types>
-        <w:behaviors>
-          <w:behavior w:val="content"/>
-        </w:behaviors>
-        <w:guid w:val="{6600909A-820D-4FAD-AED7-3278960B670C}"/>
-      </w:docPartPr>
-      <w:docPartBody>
-        <w:p>
-          <w:pPr>
-            <w:pStyle w:val="ACA8B7292D2744C8BBB292A1DB165262"/>
-          </w:pPr>
-          <w:r>
-            <w:t>Key skills and characteristics</w:t>
-          </w:r>
-        </w:p>
-      </w:docPartBody>
-    </w:docPart>
-  </w:docParts>
-</w:glossaryDocument>
-</file>
-
-<file path=word/glossary/fontTable.xml><?xml version="1.0" encoding="utf-8"?>
-<w:fonts xmlns:mc="http://schemas.openxmlformats.org/markup-compatibility/2006" xmlns:r="http://schemas.openxmlformats.org/officeDocument/2006/relationships" xmlns:w="http://schemas.openxmlformats.org/wordprocessingml/2006/main" xmlns:w14="http://schemas.microsoft.com/office/word/2010/wordml" xmlns:w15="http://schemas.microsoft.com/office/word/2012/wordml" xmlns:w16cex="http://schemas.microsoft.com/office/word/2018/wordml/cex" xmlns:w16cid="http://schemas.microsoft.com/office/word/2016/wordml/cid" xmlns:w16="http://schemas.microsoft.com/office/word/2018/wordml" xmlns:w16du="http://schemas.microsoft.com/office/word/2023/wordml/word16du" xmlns:w16sdtdh="http://schemas.microsoft.com/office/word/2020/wordml/sdtdatahash" xmlns:w16se="http://schemas.microsoft.com/office/word/2015/wordml/symex" mc:Ignorable="w14 w15 w16se w16cid w16 w16cex w16sdtdh w16du">
-  <w:font w:name="Times New Roman">
-    <w:panose1 w:val="02020603050405020304"/>
-    <w:charset w:val="00"/>
-    <w:family w:val="roman"/>
-    <w:pitch w:val="variable"/>
-    <w:sig w:usb0="E0002EFF" w:usb1="C000785B" w:usb2="00000009" w:usb3="00000000" w:csb0="000001FF" w:csb1="00000000"/>
-  </w:font>
-  <w:font w:name="Symbol">
-    <w:panose1 w:val="05050102010706020507"/>
-    <w:charset w:val="02"/>
-    <w:family w:val="roman"/>
-    <w:pitch w:val="variable"/>
-    <w:sig w:usb0="00000000" w:usb1="10000000" w:usb2="00000000" w:usb3="00000000" w:csb0="80000000" w:csb1="00000000"/>
-  </w:font>
-  <w:font w:name="Courier New">
-    <w:panose1 w:val="02070309020205020404"/>
-    <w:charset w:val="00"/>
-    <w:family w:val="modern"/>
-    <w:pitch w:val="fixed"/>
-    <w:sig w:usb0="E0002EFF" w:usb1="C0007843" w:usb2="00000009" w:usb3="00000000" w:csb0="000001FF" w:csb1="00000000"/>
-  </w:font>
-  <w:font w:name="Wingdings">
-    <w:panose1 w:val="05000000000000000000"/>
-    <w:charset w:val="02"/>
-    <w:family w:val="auto"/>
-    <w:pitch w:val="variable"/>
-    <w:sig w:usb0="00000000" w:usb1="10000000" w:usb2="00000000" w:usb3="00000000" w:csb0="80000000" w:csb1="00000000"/>
-  </w:font>
-  <w:font w:name="Calibri">
-    <w:panose1 w:val="020F0502020204030204"/>
-    <w:charset w:val="00"/>
-    <w:family w:val="swiss"/>
-    <w:pitch w:val="variable"/>
-    <w:sig w:usb0="E4002EFF" w:usb1="C000247B" w:usb2="00000009" w:usb3="00000000" w:csb0="000001FF" w:csb1="00000000"/>
-  </w:font>
-  <w:font w:name="Corbel">
-    <w:panose1 w:val="020B0503020204020204"/>
-    <w:charset w:val="00"/>
-    <w:family w:val="swiss"/>
-    <w:pitch w:val="variable"/>
-    <w:sig w:usb0="A00002EF" w:usb1="4000A44B" w:usb2="00000000" w:usb3="00000000" w:csb0="0000019F" w:csb1="00000000"/>
-  </w:font>
-  <w:font w:name="Gill Sans MT">
-    <w:panose1 w:val="020B0502020104020203"/>
-    <w:charset w:val="00"/>
-    <w:family w:val="swiss"/>
-    <w:pitch w:val="variable"/>
-    <w:sig w:usb0="00000007" w:usb1="00000000" w:usb2="00000000" w:usb3="00000000" w:csb0="00000003" w:csb1="00000000"/>
-  </w:font>
-  <w:font w:name="Georgia">
-    <w:panose1 w:val="02040502050405020303"/>
-    <w:charset w:val="00"/>
-    <w:family w:val="roman"/>
-    <w:pitch w:val="variable"/>
-    <w:sig w:usb0="00000287" w:usb1="00000000" w:usb2="00000000" w:usb3="00000000" w:csb0="0000009F" w:csb1="00000000"/>
-  </w:font>
-  <w:font w:name="Consolas">
-    <w:panose1 w:val="020B0609020204030204"/>
-    <w:charset w:val="00"/>
-    <w:family w:val="modern"/>
-    <w:pitch w:val="fixed"/>
-    <w:sig w:usb0="E00006FF" w:usb1="0000FCFF" w:usb2="00000001" w:usb3="00000000" w:csb0="0000019F" w:csb1="00000000"/>
-  </w:font>
-  <w:font w:name="Times">
-    <w:altName w:val="Times New Roman"/>
-    <w:panose1 w:val="02020603050405020304"/>
-    <w:charset w:val="00"/>
-    <w:family w:val="roman"/>
-    <w:pitch w:val="variable"/>
-    <w:sig w:usb0="E0002EFF" w:usb1="C000785B" w:usb2="00000009" w:usb3="00000000" w:csb0="000001FF" w:csb1="00000000"/>
-  </w:font>
-  <w:font w:name="Aptos">
-    <w:charset w:val="00"/>
-    <w:family w:val="swiss"/>
-    <w:pitch w:val="variable"/>
-    <w:sig w:usb0="20000287" w:usb1="00000003" w:usb2="00000000" w:usb3="00000000" w:csb0="0000019F" w:csb1="00000000"/>
-  </w:font>
-  <w:font w:name="Aptos Display">
-    <w:charset w:val="00"/>
-    <w:family w:val="swiss"/>
-    <w:pitch w:val="variable"/>
-    <w:sig w:usb0="20000287" w:usb1="00000003" w:usb2="00000000" w:usb3="00000000" w:csb0="0000019F" w:csb1="00000000"/>
-  </w:font>
-</w:fonts>
-</file>
-
-<file path=word/glossary/settings.xml><?xml version="1.0" encoding="utf-8"?>
-<w:settings xmlns:mc="http://schemas.openxmlformats.org/markup-compatibility/2006" xmlns:o="urn:schemas-microsoft-com:office:office" xmlns:r="http://schemas.openxmlformats.org/officeDocument/2006/relationships" xmlns:m="http://schemas.openxmlformats.org/officeDocument/2006/math" xmlns:v="urn:schemas-microsoft-com:vml" xmlns:w10="urn:schemas-microsoft-com:office:word" xmlns:w="http://schemas.openxmlformats.org/wordprocessingml/2006/main" xmlns:w14="http://schemas.microsoft.com/office/word/2010/wordml" xmlns:w15="http://schemas.microsoft.com/office/word/2012/wordml" xmlns:w16cex="http://schemas.microsoft.com/office/word/2018/wordml/cex" xmlns:w16cid="http://schemas.microsoft.com/office/word/2016/wordml/cid" xmlns:w16="http://schemas.microsoft.com/office/word/2018/wordml" xmlns:w16du="http://schemas.microsoft.com/office/word/2023/wordml/word16du" xmlns:w16sdtdh="http://schemas.microsoft.com/office/word/2020/wordml/sdtdatahash" xmlns:w16se="http://schemas.microsoft.com/office/word/2015/wordml/symex" xmlns:sl="http://schemas.openxmlformats.org/schemaLibrary/2006/main" mc:Ignorable="w14 w15 w16se w16cid w16 w16cex w16sdtdh w16du">
-  <w:view w:val="normal"/>
-  <w:defaultTabStop w:val="720"/>
-  <w:characterSpacingControl w:val="doNotCompress"/>
-  <w:compat>
-    <w:useFELayout/>
-    <w:compatSetting w:name="compatibilityMode" w:uri="http://schemas.microsoft.com/office/word" w:val="15"/>
-    <w:compatSetting w:name="overrideTableStyleFontSizeAndJustification" w:uri="http://schemas.microsoft.com/office/word" w:val="1"/>
-    <w:compatSetting w:name="enableOpenTypeFeatures" w:uri="http://schemas.microsoft.com/office/word" w:val="1"/>
-    <w:compatSetting w:name="doNotFlipMirrorIndents" w:uri="http://schemas.microsoft.com/office/word" w:val="1"/>
-    <w:compatSetting w:name="differentiateMultirowTableHeaders" w:uri="http://schemas.microsoft.com/office/word" w:val="1"/>
-    <w:compatSetting w:name="useWord2013TrackBottomHyphenation" w:uri="http://schemas.microsoft.com/office/word" w:val="1"/>
-  </w:compat>
-  <w:rsids>
-    <w:rsidRoot w:val="00251100"/>
-    <w:rsid w:val="00013AA2"/>
-    <w:rsid w:val="0005483F"/>
-    <w:rsid w:val="000716BE"/>
-    <w:rsid w:val="000D3F22"/>
-    <w:rsid w:val="00145D8A"/>
-    <w:rsid w:val="00251100"/>
-    <w:rsid w:val="00366C80"/>
-    <w:rsid w:val="003B678B"/>
-    <w:rsid w:val="00405688"/>
-    <w:rsid w:val="00667445"/>
-    <w:rsid w:val="00BB09E9"/>
-    <w:rsid w:val="00C169E6"/>
-    <w:rsid w:val="00C444C7"/>
-  </w:rsids>
-  <m:mathPr>
-    <m:mathFont m:val="Cambria Math"/>
-    <m:brkBin m:val="before"/>
-    <m:brkBinSub m:val="--"/>
-    <m:smallFrac m:val="0"/>
-    <m:dispDef/>
-    <m:lMargin m:val="0"/>
-    <m:rMargin m:val="0"/>
-    <m:defJc m:val="centerGroup"/>
-    <m:wrapIndent m:val="1440"/>
-    <m:intLim m:val="subSup"/>
-    <m:naryLim m:val="undOvr"/>
-  </m:mathPr>
-  <w:themeFontLang w:val="en-AU"/>
-  <w:clrSchemeMapping w:bg1="light1" w:t1="dark1" w:bg2="light2" w:t2="dark2" w:accent1="accent1" w:accent2="accent2" w:accent3="accent3" w:accent4="accent4" w:accent5="accent5" w:accent6="accent6" w:hyperlink="hyperlink" w:followedHyperlink="followedHyperlink"/>
-  <w:decimalSymbol w:val="."/>
-  <w:listSeparator w:val=","/>
-  <w15:chartTrackingRefBased/>
-</w:settings>
-</file>
-
-<file path=word/glossary/styles.xml><?xml version="1.0" encoding="utf-8"?>
-<w:styles xmlns:mc="http://schemas.openxmlformats.org/markup-compatibility/2006" xmlns:r="http://schemas.openxmlformats.org/officeDocument/2006/relationships" xmlns:w="http://schemas.openxmlformats.org/wordprocessingml/2006/main" xmlns:w14="http://schemas.microsoft.com/office/word/2010/wordml" xmlns:w15="http://schemas.microsoft.com/office/word/2012/wordml" xmlns:w16cex="http://schemas.microsoft.com/office/word/2018/wordml/cex" xmlns:w16cid="http://schemas.microsoft.com/office/word/2016/wordml/cid" xmlns:w16="http://schemas.microsoft.com/office/word/2018/wordml" xmlns:w16du="http://schemas.microsoft.com/office/word/2023/wordml/word16du" xmlns:w16sdtdh="http://schemas.microsoft.com/office/word/2020/wordml/sdtdatahash" xmlns:w16se="http://schemas.microsoft.com/office/word/2015/wordml/symex" mc:Ignorable="w14 w15 w16se w16cid w16 w16cex w16sdtdh w16du">
-  <w:docDefaults>
-    <w:rPrDefault>
-      <w:rPr>
-        <w:rFonts w:asciiTheme="minorHAnsi" w:eastAsiaTheme="minorEastAsia" w:hAnsiTheme="minorHAnsi" w:cstheme="minorBidi"/>
-        <w:sz w:val="22"/>
-        <w:szCs w:val="22"/>
-        <w:lang w:val="en-AU" w:eastAsia="en-AU" w:bidi="ar-SA"/>
-      </w:rPr>
-    </w:rPrDefault>
-    <w:pPrDefault>
-      <w:pPr>
-        <w:spacing w:after="160" w:line="259" w:lineRule="auto"/>
-      </w:pPr>
-    </w:pPrDefault>
-  </w:docDefaults>
-  <w:latentStyles w:defLockedState="0" w:defUIPriority="99" w:defSemiHidden="0" w:defUnhideWhenUsed="0" w:defQFormat="0" w:count="376">
-    <w:lsdException w:name="Normal" w:uiPriority="0" w:qFormat="1"/>
-    <w:lsdException w:name="heading 1" w:uiPriority="9" w:qFormat="1"/>
-    <w:lsdException w:name="heading 2" w:semiHidden="1" w:uiPriority="1" w:unhideWhenUsed="1" w:qFormat="1"/>
-    <w:lsdException w:name="heading 3" w:semiHidden="1" w:uiPriority="9" w:unhideWhenUsed="1" w:qFormat="1"/>
-    <w:lsdException w:name="heading 4" w:semiHidden="1" w:uiPriority="9" w:unhideWhenUsed="1" w:qFormat="1"/>
-    <w:lsdException w:name="heading 5" w:semiHidden="1" w:uiPriority="9" w:unhideWhenUsed="1" w:qFormat="1"/>
-    <w:lsdException w:name="heading 6" w:semiHidden="1" w:uiPriority="9" w:unhideWhenUsed="1" w:qFormat="1"/>
-    <w:lsdException w:name="heading 7" w:semiHidden="1" w:uiPriority="9" w:unhideWhenUsed="1" w:qFormat="1"/>
-    <w:lsdException w:name="heading 8" w:semiHidden="1" w:uiPriority="9" w:unhideWhenUsed="1" w:qFormat="1"/>
-    <w:lsdException w:name="heading 9" w:semiHidden="1" w:uiPriority="9" w:unhideWhenUsed="1" w:qFormat="1"/>
-    <w:lsdException w:name="index 1" w:semiHidden="1" w:unhideWhenUsed="1"/>
-    <w:lsdException w:name="index 2" w:semiHidden="1" w:unhideWhenUsed="1"/>
-    <w:lsdException w:name="index 3" w:semiHidden="1" w:unhideWhenUsed="1"/>
-    <w:lsdException w:name="index 4" w:semiHidden="1" w:unhideWhenUsed="1"/>
-    <w:lsdException w:name="index 5" w:semiHidden="1" w:unhideWhenUsed="1"/>
-    <w:lsdException w:name="index 6" w:semiHidden="1" w:unhideWhenUsed="1"/>
-    <w:lsdException w:name="index 7" w:semiHidden="1" w:unhideWhenUsed="1"/>
-    <w:lsdException w:name="index 8" w:semiHidden="1" w:unhideWhenUsed="1"/>
-    <w:lsdException w:name="index 9" w:semiHidden="1" w:unhideWhenUsed="1"/>
-    <w:lsdException w:name="toc 1" w:semiHidden="1" w:uiPriority="39" w:unhideWhenUsed="1"/>
-    <w:lsdException w:name="toc 2" w:semiHidden="1" w:uiPriority="39" w:unhideWhenUsed="1"/>
-    <w:lsdException w:name="toc 3" w:semiHidden="1" w:uiPriority="39" w:unhideWhenUsed="1"/>
-    <w:lsdException w:name="toc 4" w:semiHidden="1" w:uiPriority="39" w:unhideWhenUsed="1"/>
-    <w:lsdException w:name="toc 5" w:semiHidden="1" w:uiPriority="39" w:unhideWhenUsed="1"/>
-    <w:lsdException w:name="toc 6" w:semiHidden="1" w:uiPriority="39" w:unhideWhenUsed="1"/>
-    <w:lsdException w:name="toc 7" w:semiHidden="1" w:uiPriority="39" w:unhideWhenUsed="1"/>
-    <w:lsdException w:name="toc 8" w:semiHidden="1" w:uiPriority="39" w:unhideWhenUsed="1"/>
-    <w:lsdException w:name="toc 9" w:semiHidden="1" w:uiPriority="39" w:unhideWhenUsed="1"/>
-    <w:lsdException w:name="Normal Indent" w:semiHidden="1" w:unhideWhenUsed="1"/>
-    <w:lsdException w:name="footnote text" w:semiHidden="1" w:unhideWhenUsed="1"/>
-    <w:lsdException w:name="annotation text" w:semiHidden="1" w:unhideWhenUsed="1"/>
-    <w:lsdException w:name="header" w:semiHidden="1" w:unhideWhenUsed="1"/>
-    <w:lsdException w:name="footer" w:semiHidden="1" w:unhideWhenUsed="1"/>
-    <w:lsdException w:name="index heading" w:semiHidden="1" w:unhideWhenUsed="1"/>
-    <w:lsdException w:name="caption" w:semiHidden="1" w:uiPriority="35" w:unhideWhenUsed="1" w:qFormat="1"/>
-    <w:lsdException w:name="table of figures" w:semiHidden="1" w:unhideWhenUsed="1"/>
-    <w:lsdException w:name="envelope address" w:semiHidden="1" w:unhideWhenUsed="1"/>
-    <w:lsdException w:name="envelope return" w:semiHidden="1" w:unhideWhenUsed="1"/>
-    <w:lsdException w:name="footnote reference" w:semiHidden="1" w:unhideWhenUsed="1"/>
-    <w:lsdException w:name="annotation reference" w:semiHidden="1" w:unhideWhenUsed="1"/>
-    <w:lsdException w:name="line number" w:semiHidden="1" w:unhideWhenUsed="1"/>
-    <w:lsdException w:name="page number" w:semiHidden="1" w:unhideWhenUsed="1"/>
-    <w:lsdException w:name="endnote reference" w:semiHidden="1" w:unhideWhenUsed="1"/>
-    <w:lsdException w:name="endnote text" w:semiHidden="1" w:unhideWhenUsed="1"/>
-    <w:lsdException w:name="table of authorities" w:semiHidden="1" w:unhideWhenUsed="1"/>
-    <w:lsdException w:name="macro" w:semiHidden="1" w:unhideWhenUsed="1"/>
-    <w:lsdException w:name="toa heading" w:semiHidden="1" w:unhideWhenUsed="1"/>
-    <w:lsdException w:name="List" w:semiHidden="1" w:unhideWhenUsed="1"/>
-    <w:lsdException w:name="List Bullet" w:semiHidden="1" w:unhideWhenUsed="1"/>
-    <w:lsdException w:name="List Number" w:semiHidden="1" w:unhideWhenUsed="1"/>
-    <w:lsdException w:name="List 2" w:semiHidden="1" w:unhideWhenUsed="1"/>
-    <w:lsdException w:name="List 3" w:semiHidden="1" w:unhideWhenUsed="1"/>
-    <w:lsdException w:name="List 4" w:semiHidden="1" w:unhideWhenUsed="1"/>
-    <w:lsdException w:name="List 5" w:semiHidden="1" w:unhideWhenUsed="1"/>
-    <w:lsdException w:name="List Bullet 2" w:semiHidden="1" w:unhideWhenUsed="1"/>
-    <w:lsdException w:name="List Bullet 3" w:semiHidden="1" w:unhideWhenUsed="1"/>
-    <w:lsdException w:name="List Bullet 4" w:semiHidden="1" w:unhideWhenUsed="1"/>
-    <w:lsdException w:name="List Bullet 5" w:semiHidden="1" w:unhideWhenUsed="1"/>
-    <w:lsdException w:name="List Number 2" w:semiHidden="1" w:unhideWhenUsed="1"/>
-    <w:lsdException w:name="List Number 3" w:semiHidden="1" w:unhideWhenUsed="1"/>
-    <w:lsdException w:name="List Number 4" w:semiHidden="1" w:unhideWhenUsed="1"/>
-    <w:lsdException w:name="List Number 5" w:semiHidden="1" w:unhideWhenUsed="1"/>
-    <w:lsdException w:name="Title" w:uiPriority="10" w:qFormat="1"/>
-    <w:lsdException w:name="Closing" w:semiHidden="1" w:unhideWhenUsed="1"/>
-    <w:lsdException w:name="Signature" w:semiHidden="1" w:unhideWhenUsed="1"/>
-    <w:lsdException w:name="Default Paragraph Font" w:semiHidden="1" w:uiPriority="1" w:unhideWhenUsed="1"/>
-    <w:lsdException w:name="Body Text" w:semiHidden="1" w:unhideWhenUsed="1"/>
-    <w:lsdException w:name="Body Text Indent" w:semiHidden="1" w:unhideWhenUsed="1"/>
-    <w:lsdException w:name="List Continue" w:semiHidden="1" w:unhideWhenUsed="1"/>
-    <w:lsdException w:name="List Continue 2" w:semiHidden="1" w:unhideWhenUsed="1"/>
-    <w:lsdException w:name="List Continue 3" w:semiHidden="1" w:unhideWhenUsed="1"/>
-    <w:lsdException w:name="List Continue 4" w:semiHidden="1" w:unhideWhenUsed="1"/>
-    <w:lsdException w:name="List Continue 5" w:semiHidden="1" w:unhideWhenUsed="1"/>
-    <w:lsdException w:name="Message Header" w:semiHidden="1" w:unhideWhenUsed="1"/>
-    <w:lsdException w:name="Subtitle" w:uiPriority="11" w:qFormat="1"/>
-    <w:lsdException w:name="Salutation" w:semiHidden="1" w:unhideWhenUsed="1"/>
-    <w:lsdException w:name="Date" w:semiHidden="1" w:unhideWhenUsed="1"/>
-    <w:lsdException w:name="Body Text First Indent" w:semiHidden="1" w:unhideWhenUsed="1"/>
-    <w:lsdException w:name="Body Text First Indent 2" w:semiHidden="1" w:unhideWhenUsed="1"/>
-    <w:lsdException w:name="Note Heading" w:semiHidden="1" w:unhideWhenUsed="1"/>
-    <w:lsdException w:name="Body Text 2" w:semiHidden="1" w:unhideWhenUsed="1"/>
-    <w:lsdException w:name="Body Text 3" w:semiHidden="1" w:unhideWhenUsed="1"/>
-    <w:lsdException w:name="Body Text Indent 2" w:semiHidden="1" w:unhideWhenUsed="1"/>
-    <w:lsdException w:name="Body Text Indent 3" w:semiHidden="1" w:unhideWhenUsed="1"/>
-    <w:lsdException w:name="Block Text" w:semiHidden="1" w:unhideWhenUsed="1"/>
-    <w:lsdException w:name="Hyperlink" w:semiHidden="1" w:unhideWhenUsed="1"/>
-    <w:lsdException w:name="FollowedHyperlink" w:semiHidden="1" w:unhideWhenUsed="1"/>
-    <w:lsdException w:name="Strong" w:uiPriority="22" w:qFormat="1"/>
-    <w:lsdException w:name="Emphasis" w:uiPriority="20" w:qFormat="1"/>
-    <w:lsdException w:name="Document Map" w:semiHidden="1" w:unhideWhenUsed="1"/>
-    <w:lsdException w:name="Plain Text" w:semiHidden="1" w:unhideWhenUsed="1"/>
-    <w:lsdException w:name="E-mail Signature" w:semiHidden="1" w:unhideWhenUsed="1"/>
-    <w:lsdException w:name="HTML Top of Form" w:semiHidden="1" w:unhideWhenUsed="1"/>
-    <w:lsdException w:name="HTML Bottom of Form" w:semiHidden="1" w:unhideWhenUsed="1"/>
-    <w:lsdException w:name="Normal (Web)" w:semiHidden="1" w:unhideWhenUsed="1"/>
-    <w:lsdException w:name="HTML Acronym" w:semiHidden="1" w:unhideWhenUsed="1"/>
-    <w:lsdException w:name="HTML Address" w:semiHidden="1" w:unhideWhenUsed="1"/>
-    <w:lsdException w:name="HTML Cite" w:semiHidden="1" w:unhideWhenUsed="1"/>
-    <w:lsdException w:name="HTML Code" w:semiHidden="1" w:unhideWhenUsed="1"/>
-    <w:lsdException w:name="HTML Definition" w:semiHidden="1" w:unhideWhenUsed="1"/>
-    <w:lsdException w:name="HTML Keyboard" w:semiHidden="1" w:unhideWhenUsed="1"/>
-    <w:lsdException w:name="HTML Preformatted" w:semiHidden="1" w:unhideWhenUsed="1"/>
-    <w:lsdException w:name="HTML Sample" w:semiHidden="1" w:unhideWhenUsed="1"/>
-    <w:lsdException w:name="HTML Typewriter" w:semiHidden="1" w:unhideWhenUsed="1"/>
-    <w:lsdException w:name="HTML Variable" w:semiHidden="1" w:unhideWhenUsed="1"/>
-    <w:lsdException w:name="Normal Table" w:semiHidden="1" w:unhideWhenUsed="1"/>
-    <w:lsdException w:name="annotation subject" w:semiHidden="1" w:unhideWhenUsed="1"/>
-    <w:lsdException w:name="No List" w:semiHidden="1" w:unhideWhenUsed="1"/>
-    <w:lsdException w:name="Outline List 1" w:semiHidden="1" w:unhideWhenUsed="1"/>
-    <w:lsdException w:name="Outline List 2" w:semiHidden="1" w:unhideWhenUsed="1"/>
-    <w:lsdException w:name="Outline List 3" w:semiHidden="1" w:unhideWhenUsed="1"/>
-    <w:lsdException w:name="Table Simple 1" w:semiHidden="1" w:unhideWhenUsed="1"/>
-    <w:lsdException w:name="Table Simple 2" w:semiHidden="1" w:unhideWhenUsed="1"/>
-    <w:lsdException w:name="Table Simple 3" w:semiHidden="1" w:unhideWhenUsed="1"/>
-    <w:lsdException w:name="Table Classic 1" w:semiHidden="1" w:unhideWhenUsed="1"/>
-    <w:lsdException w:name="Table Classic 2" w:semiHidden="1" w:unhideWhenUsed="1"/>
-    <w:lsdException w:name="Table Classic 3" w:semiHidden="1" w:unhideWhenUsed="1"/>
-    <w:lsdException w:name="Table Classic 4" w:semiHidden="1" w:unhideWhenUsed="1"/>
-    <w:lsdException w:name="Table Colorful 1" w:semiHidden="1" w:unhideWhenUsed="1"/>
-    <w:lsdException w:name="Table Colorful 2" w:semiHidden="1" w:unhideWhenUsed="1"/>
-    <w:lsdException w:name="Table Colorful 3" w:semiHidden="1" w:unhideWhenUsed="1"/>
-    <w:lsdException w:name="Table Columns 1" w:semiHidden="1" w:unhideWhenUsed="1"/>
-    <w:lsdException w:name="Table Columns 2" w:semiHidden="1" w:unhideWhenUsed="1"/>
-    <w:lsdException w:name="Table Columns 3" w:semiHidden="1" w:unhideWhenUsed="1"/>
-    <w:lsdException w:name="Table Columns 4" w:semiHidden="1" w:unhideWhenUsed="1"/>
-    <w:lsdException w:name="Table Columns 5" w:semiHidden="1" w:unhideWhenUsed="1"/>
-    <w:lsdException w:name="Table Grid 1" w:semiHidden="1" w:unhideWhenUsed="1"/>
-    <w:lsdException w:name="Table Grid 2" w:semiHidden="1" w:unhideWhenUsed="1"/>
-    <w:lsdException w:name="Table Grid 3" w:semiHidden="1" w:unhideWhenUsed="1"/>
-    <w:lsdException w:name="Table Grid 4" w:semiHidden="1" w:unhideWhenUsed="1"/>
-    <w:lsdException w:name="Table Grid 5" w:semiHidden="1" w:unhideWhenUsed="1"/>
-    <w:lsdException w:name="Table Grid 6" w:semiHidden="1" w:unhideWhenUsed="1"/>
-    <w:lsdException w:name="Table Grid 7" w:semiHidden="1" w:unhideWhenUsed="1"/>
-    <w:lsdException w:name="Table Grid 8" w:semiHidden="1" w:unhideWhenUsed="1"/>
-    <w:lsdException w:name="Table List 1" w:semiHidden="1" w:unhideWhenUsed="1"/>
-    <w:lsdException w:name="Table List 2" w:semiHidden="1" w:unhideWhenUsed="1"/>
-    <w:lsdException w:name="Table List 3" w:semiHidden="1" w:unhideWhenUsed="1"/>
-    <w:lsdException w:name="Table List 4" w:semiHidden="1" w:unhideWhenUsed="1"/>
-    <w:lsdException w:name="Table List 5" w:semiHidden="1" w:unhideWhenUsed="1"/>
-    <w:lsdException w:name="Table List 6" w:semiHidden="1" w:unhideWhenUsed="1"/>
-    <w:lsdException w:name="Table List 7" w:semiHidden="1" w:unhideWhenUsed="1"/>
-    <w:lsdException w:name="Table List 8" w:semiHidden="1" w:unhideWhenUsed="1"/>
-    <w:lsdException w:name="Table 3D effects 1" w:semiHidden="1" w:unhideWhenUsed="1"/>
-    <w:lsdException w:name="Table 3D effects 2" w:semiHidden="1" w:unhideWhenUsed="1"/>
-    <w:lsdException w:name="Table 3D effects 3" w:semiHidden="1" w:unhideWhenUsed="1"/>
-    <w:lsdException w:name="Table Contemporary" w:semiHidden="1" w:unhideWhenUsed="1"/>
-    <w:lsdException w:name="Table Elegant" w:semiHidden="1" w:unhideWhenUsed="1"/>
-    <w:lsdException w:name="Table Professional" w:semiHidden="1" w:unhideWhenUsed="1"/>
-    <w:lsdException w:name="Table Subtle 1" w:semiHidden="1" w:unhideWhenUsed="1"/>
-    <w:lsdException w:name="Table Subtle 2" w:semiHidden="1" w:unhideWhenUsed="1"/>
-    <w:lsdException w:name="Table Web 1" w:semiHidden="1" w:unhideWhenUsed="1"/>
-    <w:lsdException w:name="Table Web 2" w:semiHidden="1" w:unhideWhenUsed="1"/>
-    <w:lsdException w:name="Table Web 3" w:semiHidden="1" w:unhideWhenUsed="1"/>
-    <w:lsdException w:name="Balloon Text" w:semiHidden="1" w:unhideWhenUsed="1"/>
-    <w:lsdException w:name="Table Grid" w:uiPriority="39"/>
-    <w:lsdException w:name="Table Theme" w:semiHidden="1" w:unhideWhenUsed="1"/>
-    <w:lsdException w:name="Placeholder Text" w:semiHidden="1"/>
-    <w:lsdException w:name="No Spacing" w:uiPriority="1" w:qFormat="1"/>
-    <w:lsdException w:name="Light Shading" w:uiPriority="60"/>
-    <w:lsdException w:name="Light List" w:uiPriority="61"/>
-    <w:lsdException w:name="Light Grid" w:uiPriority="62"/>
-    <w:lsdException w:name="Medium Shading 1" w:uiPriority="63"/>
-    <w:lsdException w:name="Medium Shading 2" w:uiPriority="64"/>
-    <w:lsdException w:name="Medium List 1" w:uiPriority="65"/>
-    <w:lsdException w:name="Medium List 2" w:uiPriority="66"/>
-    <w:lsdException w:name="Medium Grid 1" w:uiPriority="67"/>
-    <w:lsdException w:name="Medium Grid 2" w:uiPriority="68"/>
-    <w:lsdException w:name="Medium Grid 3" w:uiPriority="69"/>
-    <w:lsdException w:name="Dark List" w:uiPriority="70"/>
-    <w:lsdException w:name="Colorful Shading" w:uiPriority="71"/>
-    <w:lsdException w:name="Colorful List" w:uiPriority="72"/>
-    <w:lsdException w:name="Colorful Grid" w:uiPriority="73"/>
-    <w:lsdException w:name="Light Shading Accent 1" w:uiPriority="60"/>
-    <w:lsdException w:name="Light List Accent 1" w:uiPriority="61"/>
-    <w:lsdException w:name="Light Grid Accent 1" w:uiPriority="62"/>
-    <w:lsdException w:name="Medium Shading 1 Accent 1" w:uiPriority="63"/>
-    <w:lsdException w:name="Medium Shading 2 Accent 1" w:uiPriority="64"/>
-    <w:lsdException w:name="Medium List 1 Accent 1" w:uiPriority="65"/>
-    <w:lsdException w:name="Revision" w:semiHidden="1"/>
-    <w:lsdException w:name="List Paragraph" w:uiPriority="34" w:qFormat="1"/>
-    <w:lsdException w:name="Quote" w:uiPriority="29" w:qFormat="1"/>
-    <w:lsdException w:name="Intense Quote" w:uiPriority="30" w:qFormat="1"/>
-    <w:lsdException w:name="Medium List 2 Accent 1" w:uiPriority="66"/>
-    <w:lsdException w:name="Medium Grid 1 Accent 1" w:uiPriority="67"/>
-    <w:lsdException w:name="Medium Grid 2 Accent 1" w:uiPriority="68"/>
-    <w:lsdException w:name="Medium Grid 3 Accent 1" w:uiPriority="69"/>
-    <w:lsdException w:name="Dark List Accent 1" w:uiPriority="70"/>
-    <w:lsdException w:name="Colorful Shading Accent 1" w:uiPriority="71"/>
-    <w:lsdException w:name="Colorful List Accent 1" w:uiPriority="72"/>
-    <w:lsdException w:name="Colorful Grid Accent 1" w:uiPriority="73"/>
-    <w:lsdException w:name="Light Shading Accent 2" w:uiPriority="60"/>
-    <w:lsdException w:name="Light List Accent 2" w:uiPriority="61"/>
-    <w:lsdException w:name="Light Grid Accent 2" w:uiPriority="62"/>
-    <w:lsdException w:name="Medium Shading 1 Accent 2" w:uiPriority="63"/>
-    <w:lsdException w:name="Medium Shading 2 Accent 2" w:uiPriority="64"/>
-    <w:lsdException w:name="Medium List 1 Accent 2" w:uiPriority="65"/>
-    <w:lsdException w:name="Medium List 2 Accent 2" w:uiPriority="66"/>
-    <w:lsdException w:name="Medium Grid 1 Accent 2" w:uiPriority="67"/>
-    <w:lsdException w:name="Medium Grid 2 Accent 2" w:uiPriority="68"/>
-    <w:lsdException w:name="Medium Grid 3 Accent 2" w:uiPriority="69"/>
-    <w:lsdException w:name="Dark List Accent 2" w:uiPriority="70"/>
-    <w:lsdException w:name="Colorful Shading Accent 2" w:uiPriority="71"/>
-    <w:lsdException w:name="Colorful List Accent 2" w:uiPriority="72"/>
-    <w:lsdException w:name="Colorful Grid Accent 2" w:uiPriority="73"/>
-    <w:lsdException w:name="Light Shading Accent 3" w:uiPriority="60"/>
-    <w:lsdException w:name="Light List Accent 3" w:uiPriority="61"/>
-    <w:lsdException w:name="Light Grid Accent 3" w:uiPriority="62"/>
-    <w:lsdException w:name="Medium Shading 1 Accent 3" w:uiPriority="63"/>
-    <w:lsdException w:name="Medium Shading 2 Accent 3" w:uiPriority="64"/>
-    <w:lsdException w:name="Medium List 1 Accent 3" w:uiPriority="65"/>
-    <w:lsdException w:name="Medium List 2 Accent 3" w:uiPriority="66"/>
-    <w:lsdException w:name="Medium Grid 1 Accent 3" w:uiPriority="67"/>
-    <w:lsdException w:name="Medium Grid 2 Accent 3" w:uiPriority="68"/>
-    <w:lsdException w:name="Medium Grid 3 Accent 3" w:uiPriority="69"/>
-    <w:lsdException w:name="Dark List Accent 3" w:uiPriority="70"/>
-    <w:lsdException w:name="Colorful Shading Accent 3" w:uiPriority="71"/>
-    <w:lsdException w:name="Colorful List Accent 3" w:uiPriority="72"/>
-    <w:lsdException w:name="Colorful Grid Accent 3" w:uiPriority="73"/>
-    <w:lsdException w:name="Light Shading Accent 4" w:uiPriority="60"/>
-    <w:lsdException w:name="Light List Accent 4" w:uiPriority="61"/>
-    <w:lsdException w:name="Light Grid Accent 4" w:uiPriority="62"/>
-    <w:lsdException w:name="Medium Shading 1 Accent 4" w:uiPriority="63"/>
-    <w:lsdException w:name="Medium Shading 2 Accent 4" w:uiPriority="64"/>
-    <w:lsdException w:name="Medium List 1 Accent 4" w:uiPriority="65"/>
-    <w:lsdException w:name="Medium List 2 Accent 4" w:uiPriority="66"/>
-    <w:lsdException w:name="Medium Grid 1 Accent 4" w:uiPriority="67"/>
-    <w:lsdException w:name="Medium Grid 2 Accent 4" w:uiPriority="68"/>
-    <w:lsdException w:name="Medium Grid 3 Accent 4" w:uiPriority="69"/>
-    <w:lsdException w:name="Dark List Accent 4" w:uiPriority="70"/>
-    <w:lsdException w:name="Colorful Shading Accent 4" w:uiPriority="71"/>
-    <w:lsdException w:name="Colorful List Accent 4" w:uiPriority="72"/>
-    <w:lsdException w:name="Colorful Grid Accent 4" w:uiPriority="73"/>
-    <w:lsdException w:name="Light Shading Accent 5" w:uiPriority="60"/>
-    <w:lsdException w:name="Light List Accent 5" w:uiPriority="61"/>
-    <w:lsdException w:name="Light Grid Accent 5" w:uiPriority="62"/>
-    <w:lsdException w:name="Medium Shading 1 Accent 5" w:uiPriority="63"/>
-    <w:lsdException w:name="Medium Shading 2 Accent 5" w:uiPriority="64"/>
-    <w:lsdException w:name="Medium List 1 Accent 5" w:uiPriority="65"/>
-    <w:lsdException w:name="Medium List 2 Accent 5" w:uiPriority="66"/>
-    <w:lsdException w:name="Medium Grid 1 Accent 5" w:uiPriority="67"/>
-    <w:lsdException w:name="Medium Grid 2 Accent 5" w:uiPriority="68"/>
-    <w:lsdException w:name="Medium Grid 3 Accent 5" w:uiPriority="69"/>
-    <w:lsdException w:name="Dark List Accent 5" w:uiPriority="70"/>
-    <w:lsdException w:name="Colorful Shading Accent 5" w:uiPriority="71"/>
-    <w:lsdException w:name="Colorful List Accent 5" w:uiPriority="72"/>
-    <w:lsdException w:name="Colorful Grid Accent 5" w:uiPriority="73"/>
-    <w:lsdException w:name="Light Shading Accent 6" w:uiPriority="60"/>
-    <w:lsdException w:name="Light List Accent 6" w:uiPriority="61"/>
-    <w:lsdException w:name="Light Grid Accent 6" w:uiPriority="62"/>
-    <w:lsdException w:name="Medium Shading 1 Accent 6" w:uiPriority="63"/>
-    <w:lsdException w:name="Medium Shading 2 Accent 6" w:uiPriority="64"/>
-    <w:lsdException w:name="Medium List 1 Accent 6" w:uiPriority="65"/>
-    <w:lsdException w:name="Medium List 2 Accent 6" w:uiPriority="66"/>
-    <w:lsdException w:name="Medium Grid 1 Accent 6" w:uiPriority="67"/>
-    <w:lsdException w:name="Medium Grid 2 Accent 6" w:uiPriority="68"/>
-    <w:lsdException w:name="Medium Grid 3 Accent 6" w:uiPriority="69"/>
-    <w:lsdException w:name="Dark List Accent 6" w:uiPriority="70"/>
-    <w:lsdException w:name="Colorful Shading Accent 6" w:uiPriority="71"/>
-    <w:lsdException w:name="Colorful List Accent 6" w:uiPriority="72"/>
-    <w:lsdException w:name="Colorful Grid Accent 6" w:uiPriority="73"/>
-    <w:lsdException w:name="Subtle Emphasis" w:uiPriority="19" w:qFormat="1"/>
-    <w:lsdException w:name="Intense Emphasis" w:uiPriority="21" w:qFormat="1"/>
-    <w:lsdException w:name="Subtle Reference" w:uiPriority="31" w:qFormat="1"/>
-    <w:lsdException w:name="Intense Reference" w:uiPriority="32" w:qFormat="1"/>
-    <w:lsdException w:name="Book Title" w:uiPriority="33" w:qFormat="1"/>
-    <w:lsdException w:name="Bibliography" w:semiHidden="1" w:uiPriority="37" w:unhideWhenUsed="1"/>
-    <w:lsdException w:name="TOC Heading" w:semiHidden="1" w:uiPriority="39" w:unhideWhenUsed="1" w:qFormat="1"/>
-    <w:lsdException w:name="Plain Table 1" w:uiPriority="41"/>
-    <w:lsdException w:name="Plain Table 2" w:uiPriority="42"/>
-    <w:lsdException w:name="Plain Table 3" w:uiPriority="43"/>
-    <w:lsdException w:name="Plain Table 4" w:uiPriority="44"/>
-    <w:lsdException w:name="Plain Table 5" w:uiPriority="45"/>
-    <w:lsdException w:name="Grid Table Light" w:uiPriority="40"/>
-    <w:lsdException w:name="Grid Table 1 Light" w:uiPriority="46"/>
-    <w:lsdException w:name="Grid Table 2" w:uiPriority="47"/>
-    <w:lsdException w:name="Grid Table 3" w:uiPriority="48"/>
-    <w:lsdException w:name="Grid Table 4" w:uiPriority="49"/>
-    <w:lsdException w:name="Grid Table 5 Dark" w:uiPriority="50"/>
-    <w:lsdException w:name="Grid Table 6 Colorful" w:uiPriority="51"/>
-    <w:lsdException w:name="Grid Table 7 Colorful" w:uiPriority="52"/>
-    <w:lsdException w:name="Grid Table 1 Light Accent 1" w:uiPriority="46"/>
-    <w:lsdException w:name="Grid Table 2 Accent 1" w:uiPriority="47"/>
-    <w:lsdException w:name="Grid Table 3 Accent 1" w:uiPriority="48"/>
-    <w:lsdException w:name="Grid Table 4 Accent 1" w:uiPriority="49"/>
-    <w:lsdException w:name="Grid Table 5 Dark Accent 1" w:uiPriority="50"/>
-    <w:lsdException w:name="Grid Table 6 Colorful Accent 1" w:uiPriority="51"/>
-    <w:lsdException w:name="Grid Table 7 Colorful Accent 1" w:uiPriority="52"/>
-    <w:lsdException w:name="Grid Table 1 Light Accent 2" w:uiPriority="46"/>
-    <w:lsdException w:name="Grid Table 2 Accent 2" w:uiPriority="47"/>
-    <w:lsdException w:name="Grid Table 3 Accent 2" w:uiPriority="48"/>
-    <w:lsdException w:name="Grid Table 4 Accent 2" w:uiPriority="49"/>
-    <w:lsdException w:name="Grid Table 5 Dark Accent 2" w:uiPriority="50"/>
-    <w:lsdException w:name="Grid Table 6 Colorful Accent 2" w:uiPriority="51"/>
-    <w:lsdException w:name="Grid Table 7 Colorful Accent 2" w:uiPriority="52"/>
-    <w:lsdException w:name="Grid Table 1 Light Accent 3" w:uiPriority="46"/>
-    <w:lsdException w:name="Grid Table 2 Accent 3" w:uiPriority="47"/>
-    <w:lsdException w:name="Grid Table 3 Accent 3" w:uiPriority="48"/>
-    <w:lsdException w:name="Grid Table 4 Accent 3" w:uiPriority="49"/>
-    <w:lsdException w:name="Grid Table 5 Dark Accent 3" w:uiPriority="50"/>
-    <w:lsdException w:name="Grid Table 6 Colorful Accent 3" w:uiPriority="51"/>
-    <w:lsdException w:name="Grid Table 7 Colorful Accent 3" w:uiPriority="52"/>
-    <w:lsdException w:name="Grid Table 1 Light Accent 4" w:uiPriority="46"/>
-    <w:lsdException w:name="Grid Table 2 Accent 4" w:uiPriority="47"/>
-    <w:lsdException w:name="Grid Table 3 Accent 4" w:uiPriority="48"/>
-    <w:lsdException w:name="Grid Table 4 Accent 4" w:uiPriority="49"/>
-    <w:lsdException w:name="Grid Table 5 Dark Accent 4" w:uiPriority="50"/>
-    <w:lsdException w:name="Grid Table 6 Colorful Accent 4" w:uiPriority="51"/>
-    <w:lsdException w:name="Grid Table 7 Colorful Accent 4" w:uiPriority="52"/>
-    <w:lsdException w:name="Grid Table 1 Light Accent 5" w:uiPriority="46"/>
-    <w:lsdException w:name="Grid Table 2 Accent 5" w:uiPriority="47"/>
-    <w:lsdException w:name="Grid Table 3 Accent 5" w:uiPriority="48"/>
-    <w:lsdException w:name="Grid Table 4 Accent 5" w:uiPriority="49"/>
-    <w:lsdException w:name="Grid Table 5 Dark Accent 5" w:uiPriority="50"/>
-    <w:lsdException w:name="Grid Table 6 Colorful Accent 5" w:uiPriority="51"/>
-    <w:lsdException w:name="Grid Table 7 Colorful Accent 5" w:uiPriority="52"/>
-    <w:lsdException w:name="Grid Table 1 Light Accent 6" w:uiPriority="46"/>
-    <w:lsdException w:name="Grid Table 2 Accent 6" w:uiPriority="47"/>
-    <w:lsdException w:name="Grid Table 3 Accent 6" w:uiPriority="48"/>
-    <w:lsdException w:name="Grid Table 4 Accent 6" w:uiPriority="49"/>
-    <w:lsdException w:name="Grid Table 5 Dark Accent 6" w:uiPriority="50"/>
-    <w:lsdException w:name="Grid Table 6 Colorful Accent 6" w:uiPriority="51"/>
-    <w:lsdException w:name="Grid Table 7 Colorful Accent 6" w:uiPriority="52"/>
-    <w:lsdException w:name="List Table 1 Light" w:uiPriority="46"/>
-    <w:lsdException w:name="List Table 2" w:uiPriority="47"/>
-    <w:lsdException w:name="List Table 3" w:uiPriority="48"/>
-    <w:lsdException w:name="List Table 4" w:uiPriority="49"/>
-    <w:lsdException w:name="List Table 5 Dark" w:uiPriority="50"/>
-    <w:lsdException w:name="List Table 6 Colorful" w:uiPriority="51"/>
-    <w:lsdException w:name="List Table 7 Colorful" w:uiPriority="52"/>
-    <w:lsdException w:name="List Table 1 Light Accent 1" w:uiPriority="46"/>
-    <w:lsdException w:name="List Table 2 Accent 1" w:uiPriority="47"/>
-    <w:lsdException w:name="List Table 3 Accent 1" w:uiPriority="48"/>
-    <w:lsdException w:name="List Table 4 Accent 1" w:uiPriority="49"/>
-    <w:lsdException w:name="List Table 5 Dark Accent 1" w:uiPriority="50"/>
-    <w:lsdException w:name="List Table 6 Colorful Accent 1" w:uiPriority="51"/>
-    <w:lsdException w:name="List Table 7 Colorful Accent 1" w:uiPriority="52"/>
-    <w:lsdException w:name="List Table 1 Light Accent 2" w:uiPriority="46"/>
-    <w:lsdException w:name="List Table 2 Accent 2" w:uiPriority="47"/>
-    <w:lsdException w:name="List Table 3 Accent 2" w:uiPriority="48"/>
-    <w:lsdException w:name="List Table 4 Accent 2" w:uiPriority="49"/>
-    <w:lsdException w:name="List Table 5 Dark Accent 2" w:uiPriority="50"/>
-    <w:lsdException w:name="List Table 6 Colorful Accent 2" w:uiPriority="51"/>
-    <w:lsdException w:name="List Table 7 Colorful Accent 2" w:uiPriority="52"/>
-    <w:lsdException w:name="List Table 1 Light Accent 3" w:uiPriority="46"/>
-    <w:lsdException w:name="List Table 2 Accent 3" w:uiPriority="47"/>
-    <w:lsdException w:name="List Table 3 Accent 3" w:uiPriority="48"/>
-    <w:lsdException w:name="List Table 4 Accent 3" w:uiPriority="49"/>
-    <w:lsdException w:name="List Table 5 Dark Accent 3" w:uiPriority="50"/>
-    <w:lsdException w:name="List Table 6 Colorful Accent 3" w:uiPriority="51"/>
-    <w:lsdException w:name="List Table 7 Colorful Accent 3" w:uiPriority="52"/>
-    <w:lsdException w:name="List Table 1 Light Accent 4" w:uiPriority="46"/>
-    <w:lsdException w:name="List Table 2 Accent 4" w:uiPriority="47"/>
-    <w:lsdException w:name="List Table 3 Accent 4" w:uiPriority="48"/>
-    <w:lsdException w:name="List Table 4 Accent 4" w:uiPriority="49"/>
-    <w:lsdException w:name="List Table 5 Dark Accent 4" w:uiPriority="50"/>
-    <w:lsdException w:name="List Table 6 Colorful Accent 4" w:uiPriority="51"/>
-    <w:lsdException w:name="List Table 7 Colorful Accent 4" w:uiPriority="52"/>
-    <w:lsdException w:name="List Table 1 Light Accent 5" w:uiPriority="46"/>
-    <w:lsdException w:name="List Table 2 Accent 5" w:uiPriority="47"/>
-    <w:lsdException w:name="List Table 3 Accent 5" w:uiPriority="48"/>
-    <w:lsdException w:name="List Table 4 Accent 5" w:uiPriority="49"/>
-    <w:lsdException w:name="List Table 5 Dark Accent 5" w:uiPriority="50"/>
-    <w:lsdException w:name="List Table 6 Colorful Accent 5" w:uiPriority="51"/>
-    <w:lsdException w:name="List Table 7 Colorful Accent 5" w:uiPriority="52"/>
-    <w:lsdException w:name="List Table 1 Light Accent 6" w:uiPriority="46"/>
-    <w:lsdException w:name="List Table 2 Accent 6" w:uiPriority="47"/>
-    <w:lsdException w:name="List Table 3 Accent 6" w:uiPriority="48"/>
-    <w:lsdException w:name="List Table 4 Accent 6" w:uiPriority="49"/>
-    <w:lsdException w:name="List Table 5 Dark Accent 6" w:uiPriority="50"/>
-    <w:lsdException w:name="List Table 6 Colorful Accent 6" w:uiPriority="51"/>
-    <w:lsdException w:name="List Table 7 Colorful Accent 6" w:uiPriority="52"/>
-    <w:lsdException w:name="Mention" w:semiHidden="1" w:unhideWhenUsed="1"/>
-    <w:lsdException w:name="Smart Hyperlink" w:semiHidden="1" w:unhideWhenUsed="1"/>
-    <w:lsdException w:name="Hashtag" w:semiHidden="1" w:unhideWhenUsed="1"/>
-    <w:lsdException w:name="Unresolved Mention" w:semiHidden="1" w:unhideWhenUsed="1"/>
-    <w:lsdException w:name="Smart Link" w:semiHidden="1" w:unhideWhenUsed="1"/>
-  </w:latentStyles>
-  <w:style w:type="paragraph" w:default="1" w:styleId="Normal">
-    <w:name w:val="Normal"/>
-    <w:qFormat/>
-  </w:style>
-  <w:style w:type="paragraph" w:styleId="Heading2">
-    <w:name w:val="heading 2"/>
-    <w:basedOn w:val="Normal"/>
-    <w:next w:val="Normal"/>
-    <w:link w:val="Heading2Char"/>
-    <w:uiPriority w:val="1"/>
-    <w:qFormat/>
-    <w:rsid w:val="003B678B"/>
-    <w:pPr>
-      <w:keepNext/>
-      <w:spacing w:before="240" w:after="0" w:line="240" w:lineRule="auto"/>
-      <w:outlineLvl w:val="1"/>
-    </w:pPr>
-    <w:rPr>
-      <w:rFonts w:eastAsiaTheme="minorHAnsi"/>
-      <w:b/>
-      <w:bCs/>
-      <w:sz w:val="20"/>
-      <w:szCs w:val="32"/>
-      <w:lang w:val="en-US" w:eastAsia="zh-CN"/>
-    </w:rPr>
-  </w:style>
-  <w:style w:type="character" w:default="1" w:styleId="DefaultParagraphFont">
-    <w:name w:val="Default Paragraph Font"/>
-    <w:uiPriority w:val="1"/>
-    <w:semiHidden/>
-    <w:unhideWhenUsed/>
-  </w:style>
-  <w:style w:type="table" w:default="1" w:styleId="TableNormal">
-    <w:name w:val="Normal Table"/>
-    <w:uiPriority w:val="99"/>
-    <w:semiHidden/>
-    <w:unhideWhenUsed/>
-    <w:tblPr>
-      <w:tblInd w:w="0" w:type="dxa"/>
-      <w:tblCellMar>
-        <w:top w:w="0" w:type="dxa"/>
-        <w:left w:w="108" w:type="dxa"/>
-        <w:bottom w:w="0" w:type="dxa"/>
-        <w:right w:w="108" w:type="dxa"/>
-      </w:tblCellMar>
-    </w:tblPr>
-  </w:style>
-  <w:style w:type="numbering" w:default="1" w:styleId="NoList">
-    <w:name w:val="No List"/>
-    <w:uiPriority w:val="99"/>
-    <w:semiHidden/>
-    <w:unhideWhenUsed/>
-  </w:style>
-  <w:style w:type="character" w:styleId="PlaceholderText">
-    <w:name w:val="Placeholder Text"/>
-    <w:basedOn w:val="DefaultParagraphFont"/>
-    <w:uiPriority w:val="99"/>
-    <w:semiHidden/>
-    <w:rsid w:val="003B678B"/>
-    <w:rPr>
-      <w:color w:val="808080"/>
-    </w:rPr>
-  </w:style>
-  <w:style w:type="character" w:customStyle="1" w:styleId="Heading2Char">
-    <w:name w:val="Heading 2 Char"/>
-    <w:basedOn w:val="DefaultParagraphFont"/>
-    <w:link w:val="Heading2"/>
-    <w:uiPriority w:val="1"/>
-    <w:rsid w:val="003B678B"/>
-    <w:rPr>
-      <w:rFonts w:eastAsiaTheme="minorHAnsi"/>
-      <w:b/>
-      <w:bCs/>
-      <w:sz w:val="20"/>
-      <w:szCs w:val="32"/>
-      <w:lang w:val="en-US" w:eastAsia="zh-CN"/>
-    </w:rPr>
-  </w:style>
-  <w:style w:type="paragraph" w:customStyle="1" w:styleId="6A83AFD558114FFB922E470D8A4A80E7">
-    <w:name w:val="6A83AFD558114FFB922E470D8A4A80E7"/>
-    <w:rsid w:val="00013AA2"/>
-    <w:rPr>
-      <w:kern w:val="2"/>
-      <w:lang w:val="en-US" w:eastAsia="en-US"/>
-      <w14:ligatures w14:val="standardContextual"/>
-    </w:rPr>
-  </w:style>
-  <w:style w:type="paragraph" w:customStyle="1" w:styleId="FA9A2E0C1338468CA150E8E95CC0817C">
-    <w:name w:val="FA9A2E0C1338468CA150E8E95CC0817C"/>
-    <w:rsid w:val="00013AA2"/>
-    <w:rPr>
-      <w:kern w:val="2"/>
-      <w:lang w:val="en-US" w:eastAsia="en-US"/>
-      <w14:ligatures w14:val="standardContextual"/>
-    </w:rPr>
-  </w:style>
-  <w:style w:type="paragraph" w:customStyle="1" w:styleId="70A0A3B7925543749D86F7398682B462">
-    <w:name w:val="70A0A3B7925543749D86F7398682B462"/>
-    <w:rsid w:val="00013AA2"/>
-    <w:rPr>
-      <w:kern w:val="2"/>
-      <w:lang w:val="en-US" w:eastAsia="en-US"/>
-      <w14:ligatures w14:val="standardContextual"/>
-    </w:rPr>
-  </w:style>
-  <w:style w:type="paragraph" w:customStyle="1" w:styleId="BA66D647F1A942A6BB9CB540EEB7F433">
-    <w:name w:val="BA66D647F1A942A6BB9CB540EEB7F433"/>
-    <w:rsid w:val="00013AA2"/>
-    <w:rPr>
-      <w:kern w:val="2"/>
-      <w:lang w:val="en-US" w:eastAsia="en-US"/>
-      <w14:ligatures w14:val="standardContextual"/>
-    </w:rPr>
-  </w:style>
-  <w:style w:type="paragraph" w:customStyle="1" w:styleId="EACB3017C2D14A15915B2CA207C76FF8">
-    <w:name w:val="EACB3017C2D14A15915B2CA207C76FF8"/>
-    <w:rsid w:val="00013AA2"/>
-    <w:rPr>
-      <w:kern w:val="2"/>
-      <w:lang w:val="en-US" w:eastAsia="en-US"/>
-      <w14:ligatures w14:val="standardContextual"/>
-    </w:rPr>
-  </w:style>
-  <w:style w:type="paragraph" w:customStyle="1" w:styleId="D57636FA031C440C8ED582DE66E758A9">
-    <w:name w:val="D57636FA031C440C8ED582DE66E758A9"/>
-    <w:rsid w:val="00013AA2"/>
-    <w:rPr>
-      <w:kern w:val="2"/>
-      <w:lang w:val="en-US" w:eastAsia="en-US"/>
-      <w14:ligatures w14:val="standardContextual"/>
-    </w:rPr>
-  </w:style>
-  <w:style w:type="paragraph" w:customStyle="1" w:styleId="9F7C52CE96E941B99D7FD4A51DAAC84C">
-    <w:name w:val="9F7C52CE96E941B99D7FD4A51DAAC84C"/>
-    <w:rsid w:val="00013AA2"/>
-    <w:rPr>
-      <w:kern w:val="2"/>
-      <w:lang w:val="en-US" w:eastAsia="en-US"/>
-      <w14:ligatures w14:val="standardContextual"/>
-    </w:rPr>
-  </w:style>
-  <w:style w:type="paragraph" w:customStyle="1" w:styleId="941540CFDC8B4BD58A35740593245CCE">
-    <w:name w:val="941540CFDC8B4BD58A35740593245CCE"/>
-    <w:rsid w:val="00013AA2"/>
-    <w:rPr>
-      <w:kern w:val="2"/>
-      <w:lang w:val="en-US" w:eastAsia="en-US"/>
-      <w14:ligatures w14:val="standardContextual"/>
-    </w:rPr>
-  </w:style>
-  <w:style w:type="paragraph" w:customStyle="1" w:styleId="5874725CA7A144E2A23A0490FEC0D50F">
-    <w:name w:val="5874725CA7A144E2A23A0490FEC0D50F"/>
-    <w:rsid w:val="00013AA2"/>
-    <w:rPr>
-      <w:kern w:val="2"/>
-      <w:lang w:val="en-US" w:eastAsia="en-US"/>
-      <w14:ligatures w14:val="standardContextual"/>
-    </w:rPr>
-  </w:style>
-  <w:style w:type="paragraph" w:customStyle="1" w:styleId="CB4E681E674F4C6D8DF971AFDC387F94">
-    <w:name w:val="CB4E681E674F4C6D8DF971AFDC387F94"/>
-    <w:rsid w:val="00013AA2"/>
-    <w:rPr>
-      <w:kern w:val="2"/>
-      <w:lang w:val="en-US" w:eastAsia="en-US"/>
-      <w14:ligatures w14:val="standardContextual"/>
-    </w:rPr>
-  </w:style>
-  <w:style w:type="paragraph" w:customStyle="1" w:styleId="93C3C8F082494584A027143B931E2DC6">
-    <w:name w:val="93C3C8F082494584A027143B931E2DC6"/>
-    <w:rsid w:val="00013AA2"/>
-    <w:rPr>
-      <w:kern w:val="2"/>
-      <w:lang w:val="en-US" w:eastAsia="en-US"/>
-      <w14:ligatures w14:val="standardContextual"/>
-    </w:rPr>
-  </w:style>
-  <w:style w:type="paragraph" w:customStyle="1" w:styleId="17C1C784C2D44DF390153BCE9D8C773C">
-    <w:name w:val="17C1C784C2D44DF390153BCE9D8C773C"/>
-    <w:rsid w:val="00013AA2"/>
-    <w:rPr>
-      <w:kern w:val="2"/>
-      <w:lang w:val="en-US" w:eastAsia="en-US"/>
-      <w14:ligatures w14:val="standardContextual"/>
-    </w:rPr>
-  </w:style>
-  <w:style w:type="paragraph" w:customStyle="1" w:styleId="5CE003D80A3D431A9953B9828D5DEC8D">
-    <w:name w:val="5CE003D80A3D431A9953B9828D5DEC8D"/>
-    <w:rsid w:val="00013AA2"/>
-    <w:rPr>
-      <w:kern w:val="2"/>
-      <w:lang w:val="en-US" w:eastAsia="en-US"/>
-      <w14:ligatures w14:val="standardContextual"/>
-    </w:rPr>
-  </w:style>
-  <w:style w:type="paragraph" w:customStyle="1" w:styleId="3855F22C5D1743C3986FD1B81A4FA135">
-    <w:name w:val="3855F22C5D1743C3986FD1B81A4FA135"/>
-    <w:rsid w:val="00013AA2"/>
-    <w:rPr>
-      <w:kern w:val="2"/>
-      <w:lang w:val="en-US" w:eastAsia="en-US"/>
-      <w14:ligatures w14:val="standardContextual"/>
-    </w:rPr>
-  </w:style>
-  <w:style w:type="paragraph" w:customStyle="1" w:styleId="72F2694F78DF40D0A14081091618CD4C">
-    <w:name w:val="72F2694F78DF40D0A14081091618CD4C"/>
-    <w:rsid w:val="00013AA2"/>
-    <w:rPr>
-      <w:kern w:val="2"/>
-      <w:lang w:val="en-US" w:eastAsia="en-US"/>
-      <w14:ligatures w14:val="standardContextual"/>
-    </w:rPr>
-  </w:style>
-  <w:style w:type="paragraph" w:customStyle="1" w:styleId="09003DEBCF624AF2A3372B970B250EA1">
-    <w:name w:val="09003DEBCF624AF2A3372B970B250EA1"/>
-    <w:rsid w:val="00013AA2"/>
-    <w:rPr>
-      <w:kern w:val="2"/>
-      <w:lang w:val="en-US" w:eastAsia="en-US"/>
-      <w14:ligatures w14:val="standardContextual"/>
-    </w:rPr>
-  </w:style>
-  <w:style w:type="paragraph" w:customStyle="1" w:styleId="DEABE14358C948B9A4FD3A3B835896D8">
-    <w:name w:val="DEABE14358C948B9A4FD3A3B835896D8"/>
-    <w:rsid w:val="00013AA2"/>
-    <w:rPr>
-      <w:kern w:val="2"/>
-      <w:lang w:val="en-US" w:eastAsia="en-US"/>
-      <w14:ligatures w14:val="standardContextual"/>
-    </w:rPr>
-  </w:style>
-  <w:style w:type="paragraph" w:customStyle="1" w:styleId="9738DE7F660C4171BF5D6F9BE7FDE625">
-    <w:name w:val="9738DE7F660C4171BF5D6F9BE7FDE625"/>
-    <w:rsid w:val="00013AA2"/>
-    <w:rPr>
-      <w:kern w:val="2"/>
-      <w:lang w:val="en-US" w:eastAsia="en-US"/>
-      <w14:ligatures w14:val="standardContextual"/>
-    </w:rPr>
-  </w:style>
-  <w:style w:type="paragraph" w:customStyle="1" w:styleId="ED2F5AD788DE47BAB6BB0CB34A98540D">
-    <w:name w:val="ED2F5AD788DE47BAB6BB0CB34A98540D"/>
-    <w:rsid w:val="00013AA2"/>
-    <w:rPr>
-      <w:kern w:val="2"/>
-      <w:lang w:val="en-US" w:eastAsia="en-US"/>
-      <w14:ligatures w14:val="standardContextual"/>
-    </w:rPr>
-  </w:style>
-  <w:style w:type="paragraph" w:customStyle="1" w:styleId="849037DBAD2741DEA502AF5ACD1B1E6B">
-    <w:name w:val="849037DBAD2741DEA502AF5ACD1B1E6B"/>
-    <w:rsid w:val="00013AA2"/>
-    <w:rPr>
-      <w:kern w:val="2"/>
-      <w:lang w:val="en-US" w:eastAsia="en-US"/>
-      <w14:ligatures w14:val="standardContextual"/>
-    </w:rPr>
-  </w:style>
-  <w:style w:type="paragraph" w:customStyle="1" w:styleId="FD4F9A5E71CB4A07B7B46E9F42C7506E">
-    <w:name w:val="FD4F9A5E71CB4A07B7B46E9F42C7506E"/>
-    <w:rsid w:val="00013AA2"/>
-    <w:rPr>
-      <w:kern w:val="2"/>
-      <w:lang w:val="en-US" w:eastAsia="en-US"/>
-      <w14:ligatures w14:val="standardContextual"/>
-    </w:rPr>
-  </w:style>
-  <w:style w:type="paragraph" w:customStyle="1" w:styleId="23EEAA104F464B12B08EDA5F9CD39A63">
-    <w:name w:val="23EEAA104F464B12B08EDA5F9CD39A63"/>
-    <w:rsid w:val="00013AA2"/>
-    <w:rPr>
-      <w:kern w:val="2"/>
-      <w:lang w:val="en-US" w:eastAsia="en-US"/>
-      <w14:ligatures w14:val="standardContextual"/>
-    </w:rPr>
-  </w:style>
-  <w:style w:type="paragraph" w:customStyle="1" w:styleId="A2AAC51E8BCE4F099169E23D1A4CE6AF">
-    <w:name w:val="A2AAC51E8BCE4F099169E23D1A4CE6AF"/>
-    <w:rsid w:val="00013AA2"/>
-    <w:rPr>
-      <w:kern w:val="2"/>
-      <w:lang w:val="en-US" w:eastAsia="en-US"/>
-      <w14:ligatures w14:val="standardContextual"/>
-    </w:rPr>
-  </w:style>
-  <w:style w:type="paragraph" w:customStyle="1" w:styleId="0E05D37F12864A869F339847932039CB">
-    <w:name w:val="0E05D37F12864A869F339847932039CB"/>
-    <w:rsid w:val="00013AA2"/>
-    <w:rPr>
-      <w:kern w:val="2"/>
-      <w:lang w:val="en-US" w:eastAsia="en-US"/>
-      <w14:ligatures w14:val="standardContextual"/>
-    </w:rPr>
-  </w:style>
-  <w:style w:type="paragraph" w:customStyle="1" w:styleId="41686E1E89764918B5AB8497E2530C09">
-    <w:name w:val="41686E1E89764918B5AB8497E2530C09"/>
-    <w:rsid w:val="00013AA2"/>
-    <w:rPr>
-      <w:kern w:val="2"/>
-      <w:lang w:val="en-US" w:eastAsia="en-US"/>
-      <w14:ligatures w14:val="standardContextual"/>
-    </w:rPr>
-  </w:style>
-  <w:style w:type="paragraph" w:customStyle="1" w:styleId="31454FF0BFF146D0BC1DAC404F8AD771">
-    <w:name w:val="31454FF0BFF146D0BC1DAC404F8AD771"/>
-    <w:rsid w:val="00013AA2"/>
-    <w:rPr>
-      <w:kern w:val="2"/>
-      <w:lang w:val="en-US" w:eastAsia="en-US"/>
-      <w14:ligatures w14:val="standardContextual"/>
-    </w:rPr>
-  </w:style>
-  <w:style w:type="paragraph" w:customStyle="1" w:styleId="41D166865F48445DA018AFBA7DD33395">
-    <w:name w:val="41D166865F48445DA018AFBA7DD33395"/>
-    <w:rsid w:val="00013AA2"/>
-    <w:rPr>
-      <w:kern w:val="2"/>
-      <w:lang w:val="en-US" w:eastAsia="en-US"/>
-      <w14:ligatures w14:val="standardContextual"/>
-    </w:rPr>
-  </w:style>
-  <w:style w:type="paragraph" w:customStyle="1" w:styleId="653F26587F654CE09E19B79DADF98AED">
-    <w:name w:val="653F26587F654CE09E19B79DADF98AED"/>
-    <w:rsid w:val="00013AA2"/>
-    <w:rPr>
-      <w:kern w:val="2"/>
-      <w:lang w:val="en-US" w:eastAsia="en-US"/>
-      <w14:ligatures w14:val="standardContextual"/>
-    </w:rPr>
-  </w:style>
-  <w:style w:type="paragraph" w:customStyle="1" w:styleId="9DB0648106D7488693DC1D616458740E">
-    <w:name w:val="9DB0648106D7488693DC1D616458740E"/>
-    <w:rsid w:val="00013AA2"/>
-    <w:rPr>
-      <w:kern w:val="2"/>
-      <w:lang w:val="en-US" w:eastAsia="en-US"/>
-      <w14:ligatures w14:val="standardContextual"/>
-    </w:rPr>
-  </w:style>
-  <w:style w:type="paragraph" w:customStyle="1" w:styleId="B321A31A24EC4D25BCEBCC2018C38EB6">
-    <w:name w:val="B321A31A24EC4D25BCEBCC2018C38EB6"/>
-    <w:rsid w:val="00013AA2"/>
-    <w:rPr>
-      <w:kern w:val="2"/>
-      <w:lang w:val="en-US" w:eastAsia="en-US"/>
-      <w14:ligatures w14:val="standardContextual"/>
-    </w:rPr>
-  </w:style>
-  <w:style w:type="paragraph" w:customStyle="1" w:styleId="DA9CC25FEAE44667B70DD72193392CD5">
-    <w:name w:val="DA9CC25FEAE44667B70DD72193392CD5"/>
-    <w:rsid w:val="00013AA2"/>
-    <w:rPr>
-      <w:kern w:val="2"/>
-      <w:lang w:val="en-US" w:eastAsia="en-US"/>
-      <w14:ligatures w14:val="standardContextual"/>
-    </w:rPr>
-  </w:style>
-  <w:style w:type="paragraph" w:customStyle="1" w:styleId="E154644A21F442AE8E7EE0AA836AD414">
-    <w:name w:val="E154644A21F442AE8E7EE0AA836AD414"/>
-    <w:rsid w:val="00013AA2"/>
-    <w:rPr>
-      <w:kern w:val="2"/>
-      <w:lang w:val="en-US" w:eastAsia="en-US"/>
-      <w14:ligatures w14:val="standardContextual"/>
-    </w:rPr>
-  </w:style>
-  <w:style w:type="paragraph" w:customStyle="1" w:styleId="ACA8B7292D2744C8BBB292A1DB165262">
-    <w:name w:val="ACA8B7292D2744C8BBB292A1DB165262"/>
-    <w:rsid w:val="00013AA2"/>
-    <w:rPr>
-      <w:kern w:val="2"/>
-      <w:lang w:val="en-US" w:eastAsia="en-US"/>
-      <w14:ligatures w14:val="standardContextual"/>
-    </w:rPr>
-  </w:style>
-  <w:style w:type="paragraph" w:customStyle="1" w:styleId="85A73882D43141DF889272DA05AF44532">
-    <w:name w:val="85A73882D43141DF889272DA05AF44532"/>
-    <w:rsid w:val="00145D8A"/>
-    <w:pPr>
-      <w:spacing w:after="120" w:line="240" w:lineRule="auto"/>
-    </w:pPr>
-    <w:rPr>
-      <w:rFonts w:asciiTheme="majorHAnsi" w:eastAsiaTheme="minorHAnsi" w:hAnsiTheme="majorHAnsi"/>
-      <w:b/>
-      <w:color w:val="FFFFFF" w:themeColor="background1"/>
-      <w:sz w:val="20"/>
-      <w:lang w:val="en-US" w:eastAsia="en-US"/>
-    </w:rPr>
-  </w:style>
-  <w:style w:type="paragraph" w:customStyle="1" w:styleId="BF0C5DB3BC3D4193BBECEBE7DF4932BE2">
-    <w:name w:val="BF0C5DB3BC3D4193BBECEBE7DF4932BE2"/>
-    <w:rsid w:val="00145D8A"/>
-    <w:pPr>
-      <w:spacing w:after="120" w:line="240" w:lineRule="auto"/>
-    </w:pPr>
-    <w:rPr>
-      <w:rFonts w:asciiTheme="majorHAnsi" w:eastAsiaTheme="minorHAnsi" w:hAnsiTheme="majorHAnsi"/>
-      <w:b/>
-      <w:color w:val="FFFFFF" w:themeColor="background1"/>
-      <w:sz w:val="20"/>
-      <w:lang w:val="en-US" w:eastAsia="en-US"/>
-    </w:rPr>
-  </w:style>
-  <w:style w:type="paragraph" w:customStyle="1" w:styleId="5112C8AADCCE4CD59641F47FCEE8C2F22">
-    <w:name w:val="5112C8AADCCE4CD59641F47FCEE8C2F22"/>
-    <w:rsid w:val="00145D8A"/>
-    <w:pPr>
-      <w:spacing w:after="120" w:line="240" w:lineRule="auto"/>
-    </w:pPr>
-    <w:rPr>
-      <w:rFonts w:asciiTheme="majorHAnsi" w:eastAsiaTheme="minorHAnsi" w:hAnsiTheme="majorHAnsi"/>
-      <w:b/>
-      <w:color w:val="FFFFFF" w:themeColor="background1"/>
-      <w:sz w:val="20"/>
-      <w:lang w:val="en-US" w:eastAsia="en-US"/>
-    </w:rPr>
-  </w:style>
-  <w:style w:type="paragraph" w:customStyle="1" w:styleId="2725049BE1154A2CA86483FF0686856A2">
-    <w:name w:val="2725049BE1154A2CA86483FF0686856A2"/>
-    <w:rsid w:val="00145D8A"/>
-    <w:pPr>
-      <w:spacing w:after="120" w:line="240" w:lineRule="auto"/>
-    </w:pPr>
-    <w:rPr>
-      <w:rFonts w:asciiTheme="majorHAnsi" w:eastAsiaTheme="minorHAnsi" w:hAnsiTheme="majorHAnsi"/>
-      <w:b/>
-      <w:color w:val="FFFFFF" w:themeColor="background1"/>
-      <w:sz w:val="20"/>
-      <w:lang w:val="en-US" w:eastAsia="en-US"/>
-    </w:rPr>
-  </w:style>
-  <w:style w:type="paragraph" w:customStyle="1" w:styleId="AB62B563AE954B57B38A36C6B5B81B322">
-    <w:name w:val="AB62B563AE954B57B38A36C6B5B81B322"/>
-    <w:rsid w:val="00145D8A"/>
-    <w:pPr>
-      <w:spacing w:after="0" w:line="240" w:lineRule="auto"/>
-    </w:pPr>
-    <w:rPr>
-      <w:rFonts w:eastAsiaTheme="minorHAnsi"/>
-      <w:sz w:val="20"/>
-      <w:lang w:val="en-US" w:eastAsia="en-US"/>
-    </w:rPr>
-  </w:style>
-  <w:style w:type="paragraph" w:customStyle="1" w:styleId="588D87B3EB204866AB9A4363E05FD9702">
-    <w:name w:val="588D87B3EB204866AB9A4363E05FD9702"/>
-    <w:rsid w:val="00145D8A"/>
-    <w:pPr>
-      <w:spacing w:after="0" w:line="240" w:lineRule="auto"/>
-    </w:pPr>
-    <w:rPr>
-      <w:rFonts w:eastAsiaTheme="minorHAnsi"/>
-      <w:sz w:val="20"/>
-      <w:lang w:val="en-US" w:eastAsia="en-US"/>
-    </w:rPr>
-  </w:style>
-  <w:style w:type="paragraph" w:customStyle="1" w:styleId="85A73882D43141DF889272DA05AF4453">
-    <w:name w:val="85A73882D43141DF889272DA05AF4453"/>
-    <w:rsid w:val="000716BE"/>
-    <w:pPr>
-      <w:spacing w:after="120" w:line="240" w:lineRule="auto"/>
-    </w:pPr>
-    <w:rPr>
-      <w:rFonts w:asciiTheme="majorHAnsi" w:eastAsiaTheme="minorHAnsi" w:hAnsiTheme="majorHAnsi"/>
-      <w:b/>
-      <w:color w:val="FFFFFF" w:themeColor="background1"/>
-      <w:sz w:val="20"/>
-      <w:lang w:val="en-US" w:eastAsia="en-US"/>
-    </w:rPr>
-  </w:style>
-  <w:style w:type="paragraph" w:customStyle="1" w:styleId="BF0C5DB3BC3D4193BBECEBE7DF4932BE">
-    <w:name w:val="BF0C5DB3BC3D4193BBECEBE7DF4932BE"/>
-    <w:rsid w:val="000716BE"/>
-    <w:pPr>
-      <w:spacing w:after="120" w:line="240" w:lineRule="auto"/>
-    </w:pPr>
-    <w:rPr>
-      <w:rFonts w:asciiTheme="majorHAnsi" w:eastAsiaTheme="minorHAnsi" w:hAnsiTheme="majorHAnsi"/>
-      <w:b/>
-      <w:color w:val="FFFFFF" w:themeColor="background1"/>
-      <w:sz w:val="20"/>
-      <w:lang w:val="en-US" w:eastAsia="en-US"/>
-    </w:rPr>
-  </w:style>
-  <w:style w:type="paragraph" w:customStyle="1" w:styleId="5112C8AADCCE4CD59641F47FCEE8C2F2">
-    <w:name w:val="5112C8AADCCE4CD59641F47FCEE8C2F2"/>
-    <w:rsid w:val="000716BE"/>
-    <w:pPr>
-      <w:spacing w:after="120" w:line="240" w:lineRule="auto"/>
-    </w:pPr>
-    <w:rPr>
-      <w:rFonts w:asciiTheme="majorHAnsi" w:eastAsiaTheme="minorHAnsi" w:hAnsiTheme="majorHAnsi"/>
-      <w:b/>
-      <w:color w:val="FFFFFF" w:themeColor="background1"/>
-      <w:sz w:val="20"/>
-      <w:lang w:val="en-US" w:eastAsia="en-US"/>
-    </w:rPr>
-  </w:style>
-  <w:style w:type="paragraph" w:customStyle="1" w:styleId="2725049BE1154A2CA86483FF0686856A">
-    <w:name w:val="2725049BE1154A2CA86483FF0686856A"/>
-    <w:rsid w:val="000716BE"/>
-    <w:pPr>
-      <w:spacing w:after="120" w:line="240" w:lineRule="auto"/>
-    </w:pPr>
-    <w:rPr>
-      <w:rFonts w:asciiTheme="majorHAnsi" w:eastAsiaTheme="minorHAnsi" w:hAnsiTheme="majorHAnsi"/>
-      <w:b/>
-      <w:color w:val="FFFFFF" w:themeColor="background1"/>
-      <w:sz w:val="20"/>
-      <w:lang w:val="en-US" w:eastAsia="en-US"/>
-    </w:rPr>
-  </w:style>
-  <w:style w:type="paragraph" w:customStyle="1" w:styleId="AB62B563AE954B57B38A36C6B5B81B32">
-    <w:name w:val="AB62B563AE954B57B38A36C6B5B81B32"/>
-    <w:rsid w:val="000716BE"/>
-    <w:pPr>
-      <w:spacing w:after="0" w:line="240" w:lineRule="auto"/>
-    </w:pPr>
-    <w:rPr>
-      <w:rFonts w:eastAsiaTheme="minorHAnsi"/>
-      <w:sz w:val="20"/>
-      <w:lang w:val="en-US" w:eastAsia="en-US"/>
-    </w:rPr>
-  </w:style>
-  <w:style w:type="paragraph" w:customStyle="1" w:styleId="588D87B3EB204866AB9A4363E05FD970">
-    <w:name w:val="588D87B3EB204866AB9A4363E05FD970"/>
-    <w:rsid w:val="000716BE"/>
-    <w:pPr>
-      <w:spacing w:after="0" w:line="240" w:lineRule="auto"/>
-    </w:pPr>
-    <w:rPr>
-      <w:rFonts w:eastAsiaTheme="minorHAnsi"/>
-      <w:sz w:val="20"/>
-      <w:lang w:val="en-US" w:eastAsia="en-US"/>
-    </w:rPr>
-  </w:style>
-  <w:style w:type="paragraph" w:customStyle="1" w:styleId="85A73882D43141DF889272DA05AF44531">
-    <w:name w:val="85A73882D43141DF889272DA05AF44531"/>
-    <w:rsid w:val="00C169E6"/>
-    <w:pPr>
-      <w:spacing w:before="60" w:after="120" w:line="240" w:lineRule="auto"/>
-    </w:pPr>
-    <w:rPr>
-      <w:rFonts w:asciiTheme="majorHAnsi" w:eastAsiaTheme="minorHAnsi" w:hAnsiTheme="majorHAnsi"/>
-      <w:b/>
-      <w:color w:val="FFFFFF" w:themeColor="background1"/>
-      <w:sz w:val="20"/>
-      <w:lang w:val="en-US" w:eastAsia="en-US"/>
-    </w:rPr>
-  </w:style>
-  <w:style w:type="paragraph" w:customStyle="1" w:styleId="BF0C5DB3BC3D4193BBECEBE7DF4932BE1">
-    <w:name w:val="BF0C5DB3BC3D4193BBECEBE7DF4932BE1"/>
-    <w:rsid w:val="00C169E6"/>
-    <w:pPr>
-      <w:spacing w:before="60" w:after="120" w:line="240" w:lineRule="auto"/>
-    </w:pPr>
-    <w:rPr>
-      <w:rFonts w:asciiTheme="majorHAnsi" w:eastAsiaTheme="minorHAnsi" w:hAnsiTheme="majorHAnsi"/>
-      <w:b/>
-      <w:color w:val="FFFFFF" w:themeColor="background1"/>
-      <w:sz w:val="20"/>
-      <w:lang w:val="en-US" w:eastAsia="en-US"/>
-    </w:rPr>
-  </w:style>
-  <w:style w:type="paragraph" w:customStyle="1" w:styleId="5112C8AADCCE4CD59641F47FCEE8C2F21">
-    <w:name w:val="5112C8AADCCE4CD59641F47FCEE8C2F21"/>
-    <w:rsid w:val="00C169E6"/>
-    <w:pPr>
-      <w:spacing w:before="60" w:after="120" w:line="240" w:lineRule="auto"/>
-    </w:pPr>
-    <w:rPr>
-      <w:rFonts w:asciiTheme="majorHAnsi" w:eastAsiaTheme="minorHAnsi" w:hAnsiTheme="majorHAnsi"/>
-      <w:b/>
-      <w:color w:val="FFFFFF" w:themeColor="background1"/>
-      <w:sz w:val="20"/>
-      <w:lang w:val="en-US" w:eastAsia="en-US"/>
-    </w:rPr>
-  </w:style>
-  <w:style w:type="paragraph" w:customStyle="1" w:styleId="2725049BE1154A2CA86483FF0686856A1">
-    <w:name w:val="2725049BE1154A2CA86483FF0686856A1"/>
-    <w:rsid w:val="00C169E6"/>
-    <w:pPr>
-      <w:spacing w:before="60" w:after="120" w:line="240" w:lineRule="auto"/>
-    </w:pPr>
-    <w:rPr>
-      <w:rFonts w:asciiTheme="majorHAnsi" w:eastAsiaTheme="minorHAnsi" w:hAnsiTheme="majorHAnsi"/>
-      <w:b/>
-      <w:color w:val="FFFFFF" w:themeColor="background1"/>
-      <w:sz w:val="20"/>
-      <w:lang w:val="en-US" w:eastAsia="en-US"/>
-    </w:rPr>
-  </w:style>
-  <w:style w:type="paragraph" w:customStyle="1" w:styleId="AB62B563AE954B57B38A36C6B5B81B321">
-    <w:name w:val="AB62B563AE954B57B38A36C6B5B81B321"/>
-    <w:rsid w:val="00C169E6"/>
-    <w:pPr>
-      <w:spacing w:after="0" w:line="240" w:lineRule="auto"/>
-    </w:pPr>
-    <w:rPr>
-      <w:rFonts w:eastAsiaTheme="minorHAnsi"/>
-      <w:sz w:val="20"/>
-      <w:lang w:val="en-US" w:eastAsia="en-US"/>
-    </w:rPr>
-  </w:style>
-  <w:style w:type="paragraph" w:customStyle="1" w:styleId="588D87B3EB204866AB9A4363E05FD9701">
-    <w:name w:val="588D87B3EB204866AB9A4363E05FD9701"/>
-    <w:rsid w:val="00C169E6"/>
-    <w:pPr>
-      <w:spacing w:after="0" w:line="240" w:lineRule="auto"/>
-    </w:pPr>
-    <w:rPr>
-      <w:rFonts w:eastAsiaTheme="minorHAnsi"/>
-      <w:sz w:val="20"/>
-      <w:lang w:val="en-US" w:eastAsia="en-US"/>
-    </w:rPr>
-  </w:style>
-  <w:style w:type="paragraph" w:customStyle="1" w:styleId="85A73882D43141DF889272DA05AF44533">
-    <w:name w:val="85A73882D43141DF889272DA05AF44533"/>
-    <w:rsid w:val="003B678B"/>
-    <w:pPr>
-      <w:spacing w:before="60" w:after="120" w:line="240" w:lineRule="auto"/>
-    </w:pPr>
-    <w:rPr>
-      <w:rFonts w:asciiTheme="majorHAnsi" w:eastAsiaTheme="minorHAnsi" w:hAnsiTheme="majorHAnsi"/>
-      <w:b/>
-      <w:color w:val="FFFFFF" w:themeColor="background1"/>
-      <w:sz w:val="20"/>
-      <w:lang w:val="en-US" w:eastAsia="en-US"/>
-    </w:rPr>
-  </w:style>
-  <w:style w:type="paragraph" w:customStyle="1" w:styleId="BF0C5DB3BC3D4193BBECEBE7DF4932BE3">
-    <w:name w:val="BF0C5DB3BC3D4193BBECEBE7DF4932BE3"/>
-    <w:rsid w:val="003B678B"/>
-    <w:pPr>
-      <w:spacing w:before="60" w:after="120" w:line="240" w:lineRule="auto"/>
-    </w:pPr>
-    <w:rPr>
-      <w:rFonts w:asciiTheme="majorHAnsi" w:eastAsiaTheme="minorHAnsi" w:hAnsiTheme="majorHAnsi"/>
-      <w:b/>
-      <w:color w:val="FFFFFF" w:themeColor="background1"/>
-      <w:sz w:val="20"/>
-      <w:lang w:val="en-US" w:eastAsia="en-US"/>
-    </w:rPr>
-  </w:style>
-  <w:style w:type="paragraph" w:customStyle="1" w:styleId="5112C8AADCCE4CD59641F47FCEE8C2F23">
-    <w:name w:val="5112C8AADCCE4CD59641F47FCEE8C2F23"/>
-    <w:rsid w:val="003B678B"/>
-    <w:pPr>
-      <w:spacing w:before="60" w:after="120" w:line="240" w:lineRule="auto"/>
-    </w:pPr>
-    <w:rPr>
-      <w:rFonts w:asciiTheme="majorHAnsi" w:eastAsiaTheme="minorHAnsi" w:hAnsiTheme="majorHAnsi"/>
-      <w:b/>
-      <w:color w:val="FFFFFF" w:themeColor="background1"/>
-      <w:sz w:val="20"/>
-      <w:lang w:val="en-US" w:eastAsia="en-US"/>
-    </w:rPr>
-  </w:style>
-  <w:style w:type="paragraph" w:customStyle="1" w:styleId="2725049BE1154A2CA86483FF0686856A3">
-    <w:name w:val="2725049BE1154A2CA86483FF0686856A3"/>
-    <w:rsid w:val="003B678B"/>
-    <w:pPr>
-      <w:spacing w:before="60" w:after="120" w:line="240" w:lineRule="auto"/>
-    </w:pPr>
-    <w:rPr>
-      <w:rFonts w:asciiTheme="majorHAnsi" w:eastAsiaTheme="minorHAnsi" w:hAnsiTheme="majorHAnsi"/>
-      <w:b/>
-      <w:color w:val="FFFFFF" w:themeColor="background1"/>
-      <w:sz w:val="20"/>
-      <w:lang w:val="en-US" w:eastAsia="en-US"/>
-    </w:rPr>
-  </w:style>
-  <w:style w:type="paragraph" w:customStyle="1" w:styleId="AB62B563AE954B57B38A36C6B5B81B323">
-    <w:name w:val="AB62B563AE954B57B38A36C6B5B81B323"/>
-    <w:rsid w:val="003B678B"/>
-    <w:pPr>
-      <w:spacing w:after="0" w:line="240" w:lineRule="auto"/>
-    </w:pPr>
-    <w:rPr>
-      <w:rFonts w:eastAsiaTheme="minorHAnsi"/>
-      <w:sz w:val="20"/>
-      <w:lang w:val="en-US" w:eastAsia="en-US"/>
-    </w:rPr>
-  </w:style>
-  <w:style w:type="paragraph" w:customStyle="1" w:styleId="588D87B3EB204866AB9A4363E05FD9703">
-    <w:name w:val="588D87B3EB204866AB9A4363E05FD9703"/>
-    <w:rsid w:val="003B678B"/>
-    <w:pPr>
-      <w:spacing w:after="0" w:line="240" w:lineRule="auto"/>
-    </w:pPr>
-    <w:rPr>
-      <w:rFonts w:eastAsiaTheme="minorHAnsi"/>
-      <w:sz w:val="20"/>
-      <w:lang w:val="en-US" w:eastAsia="en-US"/>
-    </w:rPr>
-  </w:style>
-</w:styles>
-</file>
-
-<file path=word/glossary/webSettings.xml><?xml version="1.0" encoding="utf-8"?>
-<w:webSettings xmlns:mc="http://schemas.openxmlformats.org/markup-compatibility/2006" xmlns:r="http://schemas.openxmlformats.org/officeDocument/2006/relationships" xmlns:w="http://schemas.openxmlformats.org/wordprocessingml/2006/main" xmlns:w14="http://schemas.microsoft.com/office/word/2010/wordml" xmlns:w15="http://schemas.microsoft.com/office/word/2012/wordml" xmlns:w16cex="http://schemas.microsoft.com/office/word/2018/wordml/cex" xmlns:w16cid="http://schemas.microsoft.com/office/word/2016/wordml/cid" xmlns:w16="http://schemas.microsoft.com/office/word/2018/wordml" xmlns:w16du="http://schemas.microsoft.com/office/word/2023/wordml/word16du" xmlns:w16sdtdh="http://schemas.microsoft.com/office/word/2020/wordml/sdtdatahash" xmlns:w16se="http://schemas.microsoft.com/office/word/2015/wordml/symex" mc:Ignorable="w14 w15 w16se w16cid w16 w16cex w16sdtdh w16du">
-  <w:optimizeForBrowser/>
-  <w:allowPNG/>
-</w:webSettings>
-</file>
-
 <file path=word/theme/theme11.xml><?xml version="1.0" encoding="utf-8"?>
 <a:theme xmlns:a="http://schemas.openxmlformats.org/drawingml/2006/main" name="Office Theme">
   <a:themeElements>
@@ -10280,359 +7898,6 @@
 </a:theme>
 </file>
 
-<file path=customXml/item13.xml><?xml version="1.0" encoding="utf-8"?>
-<ct:contentTypeSchema xmlns:ct="http://schemas.microsoft.com/office/2006/metadata/contentType" xmlns:ma="http://schemas.microsoft.com/office/2006/metadata/properties/metaAttributes" ct:_="" ma:_="" ma:contentTypeName="Document" ma:contentTypeID="0x01010079F111ED35F8CC479449609E8A0923A6" ma:contentTypeVersion="28" ma:contentTypeDescription="Create a new document." ma:contentTypeScope="" ma:versionID="60f5a4f2d2b0abadcf532d48ebf9cb71">
-  <xsd:schema xmlns:xsd="http://www.w3.org/2001/XMLSchema" xmlns:xs="http://www.w3.org/2001/XMLSchema" xmlns:p="http://schemas.microsoft.com/office/2006/metadata/properties" xmlns:ns1="http://schemas.microsoft.com/sharepoint/v3" xmlns:ns2="71af3243-3dd4-4a8d-8c0d-dd76da1f02a5" xmlns:ns3="16c05727-aa75-4e4a-9b5f-8a80a1165891" xmlns:ns4="230e9df3-be65-4c73-a93b-d1236ebd677e" targetNamespace="http://schemas.microsoft.com/office/2006/metadata/properties" ma:root="true" ma:fieldsID="7dd78129e6a1811f84807ad11c651531" ns1:_="" ns2:_="" ns3:_="" ns4:_="">
-    <xsd:import namespace="http://schemas.microsoft.com/sharepoint/v3"/>
-    <xsd:import namespace="71af3243-3dd4-4a8d-8c0d-dd76da1f02a5"/>
-    <xsd:import namespace="16c05727-aa75-4e4a-9b5f-8a80a1165891"/>
-    <xsd:import namespace="230e9df3-be65-4c73-a93b-d1236ebd677e"/>
-    <xsd:element name="properties">
-      <xsd:complexType>
-        <xsd:sequence>
-          <xsd:element name="documentManagement">
-            <xsd:complexType>
-              <xsd:all>
-                <xsd:element ref="ns2:Status" minOccurs="0"/>
-                <xsd:element ref="ns2:Image" minOccurs="0"/>
-                <xsd:element ref="ns2:MediaServiceMetadata" minOccurs="0"/>
-                <xsd:element ref="ns2:MediaServiceFastMetadata" minOccurs="0"/>
-                <xsd:element ref="ns2:MediaServiceOCR" minOccurs="0"/>
-                <xsd:element ref="ns2:MediaServiceAutoTags" minOccurs="0"/>
-                <xsd:element ref="ns2:MediaServiceEventHashCode" minOccurs="0"/>
-                <xsd:element ref="ns2:MediaServiceGenerationTime" minOccurs="0"/>
-                <xsd:element ref="ns3:SharedWithUsers" minOccurs="0"/>
-                <xsd:element ref="ns3:SharedWithDetails" minOccurs="0"/>
-                <xsd:element ref="ns2:MediaServiceAutoKeyPoints" minOccurs="0"/>
-                <xsd:element ref="ns2:MediaServiceKeyPoints" minOccurs="0"/>
-                <xsd:element ref="ns2:MediaServiceDateTaken" minOccurs="0"/>
-                <xsd:element ref="ns1:_ip_UnifiedCompliancePolicyProperties" minOccurs="0"/>
-                <xsd:element ref="ns1:_ip_UnifiedCompliancePolicyUIAction" minOccurs="0"/>
-                <xsd:element ref="ns4:TaxCatchAll" minOccurs="0"/>
-                <xsd:element ref="ns2:ImageTagsTaxHTField" minOccurs="0"/>
-                <xsd:element ref="ns2:MediaServiceLocation" minOccurs="0"/>
-                <xsd:element ref="ns2:MediaLengthInSeconds" minOccurs="0"/>
-                <xsd:element ref="ns2:Background" minOccurs="0"/>
-                <xsd:element ref="ns2:MediaServiceSearchProperties" minOccurs="0"/>
-                <xsd:element ref="ns2:MediaServiceDocTags" minOccurs="0"/>
-                <xsd:element ref="ns2:MediaServiceObjectDetectorVersions" minOccurs="0"/>
-                <xsd:element ref="ns2:MediaServiceSystemTags" minOccurs="0"/>
-              </xsd:all>
-            </xsd:complexType>
-          </xsd:element>
-        </xsd:sequence>
-      </xsd:complexType>
-    </xsd:element>
-  </xsd:schema>
-  <xsd:schema xmlns:xsd="http://www.w3.org/2001/XMLSchema" xmlns:xs="http://www.w3.org/2001/XMLSchema" xmlns:dms="http://schemas.microsoft.com/office/2006/documentManagement/types" xmlns:pc="http://schemas.microsoft.com/office/infopath/2007/PartnerControls" targetNamespace="http://schemas.microsoft.com/sharepoint/v3" elementFormDefault="qualified">
-    <xsd:import namespace="http://schemas.microsoft.com/office/2006/documentManagement/types"/>
-    <xsd:import namespace="http://schemas.microsoft.com/office/infopath/2007/PartnerControls"/>
-    <xsd:element name="_ip_UnifiedCompliancePolicyProperties" ma:index="20" nillable="true" ma:displayName="Unified Compliance Policy Properties" ma:hidden="true" ma:internalName="_ip_UnifiedCompliancePolicyProperties" ma:readOnly="false">
-      <xsd:simpleType>
-        <xsd:restriction base="dms:Note"/>
-      </xsd:simpleType>
-    </xsd:element>
-    <xsd:element name="_ip_UnifiedCompliancePolicyUIAction" ma:index="21" nillable="true" ma:displayName="Unified Compliance Policy UI Action" ma:hidden="true" ma:internalName="_ip_UnifiedCompliancePolicyUIAction" ma:readOnly="false">
-      <xsd:simpleType>
-        <xsd:restriction base="dms:Text"/>
-      </xsd:simpleType>
-    </xsd:element>
-  </xsd:schema>
-  <xsd:schema xmlns:xsd="http://www.w3.org/2001/XMLSchema" xmlns:xs="http://www.w3.org/2001/XMLSchema" xmlns:dms="http://schemas.microsoft.com/office/2006/documentManagement/types" xmlns:pc="http://schemas.microsoft.com/office/infopath/2007/PartnerControls" targetNamespace="71af3243-3dd4-4a8d-8c0d-dd76da1f02a5" elementFormDefault="qualified">
-    <xsd:import namespace="http://schemas.microsoft.com/office/2006/documentManagement/types"/>
-    <xsd:import namespace="http://schemas.microsoft.com/office/infopath/2007/PartnerControls"/>
-    <xsd:element name="Status" ma:index="2" nillable="true" ma:displayName="Status" ma:default="Not started" ma:format="Dropdown" ma:internalName="Status" ma:readOnly="false">
-      <xsd:simpleType>
-        <xsd:restriction base="dms:Choice">
-          <xsd:enumeration value="Not started"/>
-          <xsd:enumeration value="In Progress"/>
-          <xsd:enumeration value="Completed"/>
-        </xsd:restriction>
-      </xsd:simpleType>
-    </xsd:element>
-    <xsd:element name="Image" ma:index="3" nillable="true" ma:displayName="Image" ma:format="Image" ma:internalName="Image" ma:readOnly="false">
-      <xsd:complexType>
-        <xsd:complexContent>
-          <xsd:extension base="dms:URL">
-            <xsd:sequence>
-              <xsd:element name="Url" type="dms:ValidUrl" minOccurs="0" nillable="true"/>
-              <xsd:element name="Description" type="xsd:string" nillable="true"/>
-            </xsd:sequence>
-          </xsd:extension>
-        </xsd:complexContent>
-      </xsd:complexType>
-    </xsd:element>
-    <xsd:element name="MediaServiceMetadata" ma:index="8" nillable="true" ma:displayName="MediaServiceMetadata" ma:hidden="true" ma:internalName="MediaServiceMetadata" ma:readOnly="true">
-      <xsd:simpleType>
-        <xsd:restriction base="dms:Note"/>
-      </xsd:simpleType>
-    </xsd:element>
-    <xsd:element name="MediaServiceFastMetadata" ma:index="9" nillable="true" ma:displayName="MediaServiceFastMetadata" ma:hidden="true" ma:internalName="MediaServiceFastMetadata" ma:readOnly="true">
-      <xsd:simpleType>
-        <xsd:restriction base="dms:Note"/>
-      </xsd:simpleType>
-    </xsd:element>
-    <xsd:element name="MediaServiceOCR" ma:index="10" nillable="true" ma:displayName="MediaServiceOCR" ma:hidden="true" ma:internalName="MediaServiceOCR" ma:readOnly="true">
-      <xsd:simpleType>
-        <xsd:restriction base="dms:Note"/>
-      </xsd:simpleType>
-    </xsd:element>
-    <xsd:element name="MediaServiceAutoTags" ma:index="11" nillable="true" ma:displayName="MediaServiceAutoTags" ma:hidden="true" ma:internalName="MediaServiceAutoTags" ma:readOnly="true">
-      <xsd:simpleType>
-        <xsd:restriction base="dms:Text"/>
-      </xsd:simpleType>
-    </xsd:element>
-    <xsd:element name="MediaServiceEventHashCode" ma:index="12" nillable="true" ma:displayName="MediaServiceEventHashCode" ma:hidden="true" ma:internalName="MediaServiceEventHashCode" ma:readOnly="true">
-      <xsd:simpleType>
-        <xsd:restriction base="dms:Text"/>
-      </xsd:simpleType>
-    </xsd:element>
-    <xsd:element name="MediaServiceGenerationTime" ma:index="13" nillable="true" ma:displayName="MediaServiceGenerationTime" ma:hidden="true" ma:internalName="MediaServiceGenerationTime" ma:readOnly="true">
-      <xsd:simpleType>
-        <xsd:restriction base="dms:Text"/>
-      </xsd:simpleType>
-    </xsd:element>
-    <xsd:element name="MediaServiceAutoKeyPoints" ma:index="16" nillable="true" ma:displayName="MediaServiceAutoKeyPoints" ma:hidden="true" ma:internalName="MediaServiceAutoKeyPoints" ma:readOnly="true">
-      <xsd:simpleType>
-        <xsd:restriction base="dms:Note"/>
-      </xsd:simpleType>
-    </xsd:element>
-    <xsd:element name="MediaServiceKeyPoints" ma:index="17" nillable="true" ma:displayName="KeyPoints" ma:hidden="true" ma:internalName="MediaServiceKeyPoints" ma:readOnly="false">
-      <xsd:simpleType>
-        <xsd:restriction base="dms:Note"/>
-      </xsd:simpleType>
-    </xsd:element>
-    <xsd:element name="MediaServiceDateTaken" ma:index="18" nillable="true" ma:displayName="MediaServiceDateTaken" ma:hidden="true" ma:internalName="MediaServiceDateTaken" ma:readOnly="true">
-      <xsd:simpleType>
-        <xsd:restriction base="dms:Text"/>
-      </xsd:simpleType>
-    </xsd:element>
-    <xsd:element name="ImageTagsTaxHTField" ma:index="25" nillable="true" ma:taxonomy="true" ma:internalName="ImageTagsTaxHTField" ma:taxonomyFieldName="MediaServiceImageTags" ma:displayName="Image Tags" ma:readOnly="false" ma:fieldId="{5cf76f15-5ced-4ddc-b409-7134ff3c332f}" ma:taxonomyMulti="true" ma:sspId="e385fb40-52d4-4fae-9c5b-3e8ff8a5878e" ma:termSetId="09814cd3-568e-fe90-9814-8d621ff8fb84" ma:anchorId="fba54fb3-c3e1-fe81-a776-ca4b69148c4d" ma:open="true" ma:isKeyword="false">
-      <xsd:complexType>
-        <xsd:sequence>
-          <xsd:element ref="pc:Terms" minOccurs="0" maxOccurs="1"/>
-        </xsd:sequence>
-      </xsd:complexType>
-    </xsd:element>
-    <xsd:element name="MediaServiceLocation" ma:index="26" nillable="true" ma:displayName="Location" ma:hidden="true" ma:internalName="MediaServiceLocation" ma:readOnly="true">
-      <xsd:simpleType>
-        <xsd:restriction base="dms:Text"/>
-      </xsd:simpleType>
-    </xsd:element>
-    <xsd:element name="MediaLengthInSeconds" ma:index="27" nillable="true" ma:displayName="MediaLengthInSeconds" ma:hidden="true" ma:internalName="MediaLengthInSeconds" ma:readOnly="true">
-      <xsd:simpleType>
-        <xsd:restriction base="dms:Unknown"/>
-      </xsd:simpleType>
-    </xsd:element>
-    <xsd:element name="Background" ma:index="28" nillable="true" ma:displayName="Background" ma:default="0" ma:format="Dropdown" ma:internalName="Background">
-      <xsd:simpleType>
-        <xsd:restriction base="dms:Boolean"/>
-      </xsd:simpleType>
-    </xsd:element>
-    <xsd:element name="MediaServiceSearchProperties" ma:index="29" nillable="true" ma:displayName="MediaServiceSearchProperties" ma:hidden="true" ma:internalName="MediaServiceSearchProperties" ma:readOnly="true">
-      <xsd:simpleType>
-        <xsd:restriction base="dms:Note"/>
-      </xsd:simpleType>
-    </xsd:element>
-    <xsd:element name="MediaServiceDocTags" ma:index="30" nillable="true" ma:displayName="MediaServiceDocTags" ma:hidden="true" ma:internalName="MediaServiceDocTags" ma:readOnly="true">
-      <xsd:simpleType>
-        <xsd:restriction base="dms:Note"/>
-      </xsd:simpleType>
-    </xsd:element>
-    <xsd:element name="MediaServiceObjectDetectorVersions" ma:index="31" nillable="true" ma:displayName="MediaServiceObjectDetectorVersions" ma:description="" ma:hidden="true" ma:indexed="true" ma:internalName="MediaServiceObjectDetectorVersions" ma:readOnly="true">
-      <xsd:simpleType>
-        <xsd:restriction base="dms:Text"/>
-      </xsd:simpleType>
-    </xsd:element>
-    <xsd:element name="MediaServiceSystemTags" ma:index="32" nillable="true" ma:displayName="MediaServiceSystemTags" ma:hidden="true" ma:internalName="MediaServiceSystemTags" ma:readOnly="true">
-      <xsd:simpleType>
-        <xsd:restriction base="dms:Note"/>
-      </xsd:simpleType>
-    </xsd:element>
-  </xsd:schema>
-  <xsd:schema xmlns:xsd="http://www.w3.org/2001/XMLSchema" xmlns:xs="http://www.w3.org/2001/XMLSchema" xmlns:dms="http://schemas.microsoft.com/office/2006/documentManagement/types" xmlns:pc="http://schemas.microsoft.com/office/infopath/2007/PartnerControls" targetNamespace="16c05727-aa75-4e4a-9b5f-8a80a1165891" elementFormDefault="qualified">
-    <xsd:import namespace="http://schemas.microsoft.com/office/2006/documentManagement/types"/>
-    <xsd:import namespace="http://schemas.microsoft.com/office/infopath/2007/PartnerControls"/>
-    <xsd:element name="SharedWithUsers" ma:index="14" nillable="true" ma:displayName="Shared With" ma:hidden="true" ma:internalName="SharedWithUsers" ma:readOnly="true">
-      <xsd:complexType>
-        <xsd:complexContent>
-          <xsd:extension base="dms:UserMulti">
-            <xsd:sequence>
-              <xsd:element name="UserInfo" minOccurs="0" maxOccurs="unbounded">
-                <xsd:complexType>
-                  <xsd:sequence>
-                    <xsd:element name="DisplayName" type="xsd:string" minOccurs="0"/>
-                    <xsd:element name="AccountId" type="dms:UserId" minOccurs="0" nillable="true"/>
-                    <xsd:element name="AccountType" type="xsd:string" minOccurs="0"/>
-                  </xsd:sequence>
-                </xsd:complexType>
-              </xsd:element>
-            </xsd:sequence>
-          </xsd:extension>
-        </xsd:complexContent>
-      </xsd:complexType>
-    </xsd:element>
-    <xsd:element name="SharedWithDetails" ma:index="15" nillable="true" ma:displayName="Shared With Details" ma:hidden="true" ma:internalName="SharedWithDetails" ma:readOnly="true">
-      <xsd:simpleType>
-        <xsd:restriction base="dms:Note"/>
-      </xsd:simpleType>
-    </xsd:element>
-  </xsd:schema>
-  <xsd:schema xmlns:xsd="http://www.w3.org/2001/XMLSchema" xmlns:xs="http://www.w3.org/2001/XMLSchema" xmlns:dms="http://schemas.microsoft.com/office/2006/documentManagement/types" xmlns:pc="http://schemas.microsoft.com/office/infopath/2007/PartnerControls" targetNamespace="230e9df3-be65-4c73-a93b-d1236ebd677e" elementFormDefault="qualified">
-    <xsd:import namespace="http://schemas.microsoft.com/office/2006/documentManagement/types"/>
-    <xsd:import namespace="http://schemas.microsoft.com/office/infopath/2007/PartnerControls"/>
-    <xsd:element name="TaxCatchAll" ma:index="23" nillable="true" ma:displayName="Taxonomy Catch All Column" ma:hidden="true" ma:list="{3f6bfcbc-3db3-4ae6-bd76-326f0798ad28}" ma:internalName="TaxCatchAll" ma:readOnly="false" ma:showField="CatchAllData" ma:web="16c05727-aa75-4e4a-9b5f-8a80a1165891">
-      <xsd:complexType>
-        <xsd:complexContent>
-          <xsd:extension base="dms:MultiChoiceLookup">
-            <xsd:sequence>
-              <xsd:element name="Value" type="dms:Lookup" maxOccurs="unbounded" minOccurs="0" nillable="true"/>
-            </xsd:sequence>
-          </xsd:extension>
-        </xsd:complexContent>
-      </xsd:complexType>
-    </xsd:element>
-  </xsd:schema>
-  <xsd:schema xmlns="http://schemas.openxmlformats.org/package/2006/metadata/core-properties" xmlns:xsd="http://www.w3.org/2001/XMLSchema" xmlns:xsi="http://www.w3.org/2001/XMLSchema-instance" xmlns:dc="http://purl.org/dc/elements/1.1/" xmlns:dcterms="http://purl.org/dc/terms/" xmlns:odoc="http://schemas.microsoft.com/internal/obd" targetNamespace="http://schemas.openxmlformats.org/package/2006/metadata/core-properties" elementFormDefault="qualified" attributeFormDefault="unqualified" blockDefault="#all">
-    <xsd:import namespace="http://purl.org/dc/elements/1.1/" schemaLocation="http://dublincore.org/schemas/xmls/qdc/2003/04/02/dc.xsd"/>
-    <xsd:import namespace="http://purl.org/dc/terms/" schemaLocation="http://dublincore.org/schemas/xmls/qdc/2003/04/02/dcterms.xsd"/>
-    <xsd:element name="coreProperties" type="CT_coreProperties"/>
-    <xsd:complexType name="CT_coreProperties">
-      <xsd:all>
-        <xsd:element ref="dc:creator" minOccurs="0" maxOccurs="1"/>
-        <xsd:element ref="dcterms:created" minOccurs="0" maxOccurs="1"/>
-        <xsd:element ref="dc:identifier" minOccurs="0" maxOccurs="1"/>
-        <xsd:element name="contentType" minOccurs="0" maxOccurs="1" type="xsd:string" ma:displayName="Content Type"/>
-        <xsd:element ref="dc:title" minOccurs="0" maxOccurs="1" ma:index="1" ma:displayName="Title"/>
-        <xsd:element ref="dc:subject" minOccurs="0" maxOccurs="1"/>
-        <xsd:element ref="dc:description" minOccurs="0" maxOccurs="1"/>
-        <xsd:element name="keywords" minOccurs="0" maxOccurs="1" type="xsd:string"/>
-        <xsd:element ref="dc:language" minOccurs="0" maxOccurs="1"/>
-        <xsd:element name="category" minOccurs="0" maxOccurs="1" type="xsd:string"/>
-        <xsd:element name="version" minOccurs="0" maxOccurs="1" type="xsd:string"/>
-        <xsd:element name="revision" minOccurs="0" maxOccurs="1" type="xsd:string">
-          <xsd:annotation>
-            <xsd:documentation>
-                        This value indicates the number of saves or revisions. The application is responsible for updating this value after each revision.
-                    </xsd:documentation>
-          </xsd:annotation>
-        </xsd:element>
-        <xsd:element name="lastModifiedBy" minOccurs="0" maxOccurs="1" type="xsd:string"/>
-        <xsd:element ref="dcterms:modified" minOccurs="0" maxOccurs="1"/>
-        <xsd:element name="contentStatus" minOccurs="0" maxOccurs="1" type="xsd:string"/>
-      </xsd:all>
-    </xsd:complexType>
-  </xsd:schema>
-  <xs:schema xmlns:pc="http://schemas.microsoft.com/office/infopath/2007/PartnerControls" xmlns:xs="http://www.w3.org/2001/XMLSchema" targetNamespace="http://schemas.microsoft.com/office/infopath/2007/PartnerControls" elementFormDefault="qualified" attributeFormDefault="unqualified">
-    <xs:element name="Person">
-      <xs:complexType>
-        <xs:sequence>
-          <xs:element ref="pc:DisplayName" minOccurs="0"/>
-          <xs:element ref="pc:AccountId" minOccurs="0"/>
-          <xs:element ref="pc:AccountType" minOccurs="0"/>
-        </xs:sequence>
-      </xs:complexType>
-    </xs:element>
-    <xs:element name="DisplayName" type="xs:string"/>
-    <xs:element name="AccountId" type="xs:string"/>
-    <xs:element name="AccountType" type="xs:string"/>
-    <xs:element name="BDCAssociatedEntity">
-      <xs:complexType>
-        <xs:sequence>
-          <xs:element ref="pc:BDCEntity" minOccurs="0" maxOccurs="unbounded"/>
-        </xs:sequence>
-        <xs:attribute ref="pc:EntityNamespace"/>
-        <xs:attribute ref="pc:EntityName"/>
-        <xs:attribute ref="pc:SystemInstanceName"/>
-        <xs:attribute ref="pc:AssociationName"/>
-      </xs:complexType>
-    </xs:element>
-    <xs:attribute name="EntityNamespace" type="xs:string"/>
-    <xs:attribute name="EntityName" type="xs:string"/>
-    <xs:attribute name="SystemInstanceName" type="xs:string"/>
-    <xs:attribute name="AssociationName" type="xs:string"/>
-    <xs:element name="BDCEntity">
-      <xs:complexType>
-        <xs:sequence>
-          <xs:element ref="pc:EntityDisplayName" minOccurs="0"/>
-          <xs:element ref="pc:EntityInstanceReference" minOccurs="0"/>
-          <xs:element ref="pc:EntityId1" minOccurs="0"/>
-          <xs:element ref="pc:EntityId2" minOccurs="0"/>
-          <xs:element ref="pc:EntityId3" minOccurs="0"/>
-          <xs:element ref="pc:EntityId4" minOccurs="0"/>
-          <xs:element ref="pc:EntityId5" minOccurs="0"/>
-        </xs:sequence>
-      </xs:complexType>
-    </xs:element>
-    <xs:element name="EntityDisplayName" type="xs:string"/>
-    <xs:element name="EntityInstanceReference" type="xs:string"/>
-    <xs:element name="EntityId1" type="xs:string"/>
-    <xs:element name="EntityId2" type="xs:string"/>
-    <xs:element name="EntityId3" type="xs:string"/>
-    <xs:element name="EntityId4" type="xs:string"/>
-    <xs:element name="EntityId5" type="xs:string"/>
-    <xs:element name="Terms">
-      <xs:complexType>
-        <xs:sequence>
-          <xs:element ref="pc:TermInfo" minOccurs="0" maxOccurs="unbounded"/>
-        </xs:sequence>
-      </xs:complexType>
-    </xs:element>
-    <xs:element name="TermInfo">
-      <xs:complexType>
-        <xs:sequence>
-          <xs:element ref="pc:TermName" minOccurs="0"/>
-          <xs:element ref="pc:TermId" minOccurs="0"/>
-        </xs:sequence>
-      </xs:complexType>
-    </xs:element>
-    <xs:element name="TermName" type="xs:string"/>
-    <xs:element name="TermId" type="xs:string"/>
-  </xs:schema>
-</ct:contentTypeSchema>
-</file>
-
-<file path=customXml/item22.xml><?xml version="1.0" encoding="utf-8"?>
-<?mso-contentType ?>
-<FormTemplates xmlns="http://schemas.microsoft.com/sharepoint/v3/contenttype/forms">
-  <Display>DocumentLibraryForm</Display>
-  <Edit>DocumentLibraryForm</Edit>
-  <New>DocumentLibraryForm</New>
-</FormTemplates>
-</file>
-
-<file path=customXml/item3.xml><?xml version="1.0" encoding="utf-8"?>
-<p:properties xmlns:p="http://schemas.microsoft.com/office/2006/metadata/properties" xmlns:xsi="http://www.w3.org/2001/XMLSchema-instance" xmlns:pc="http://schemas.microsoft.com/office/infopath/2007/PartnerControls">
-  <documentManagement>
-    <_ip_UnifiedCompliancePolicyUIAction xmlns="http://schemas.microsoft.com/sharepoint/v3" xsi:nil="true"/>
-    <Image xmlns="71af3243-3dd4-4a8d-8c0d-dd76da1f02a5">
-      <Url xsi:nil="true"/>
-      <Description xsi:nil="true"/>
-    </Image>
-    <Status xmlns="71af3243-3dd4-4a8d-8c0d-dd76da1f02a5">Not started</Status>
-    <Background xmlns="71af3243-3dd4-4a8d-8c0d-dd76da1f02a5">false</Background>
-    <_ip_UnifiedCompliancePolicyProperties xmlns="http://schemas.microsoft.com/sharepoint/v3" xsi:nil="true"/>
-    <ImageTagsTaxHTField xmlns="71af3243-3dd4-4a8d-8c0d-dd76da1f02a5">
-      <Terms xmlns="http://schemas.microsoft.com/office/infopath/2007/PartnerControls"/>
-    </ImageTagsTaxHTField>
-    <TaxCatchAll xmlns="230e9df3-be65-4c73-a93b-d1236ebd677e" xsi:nil="true"/>
-    <MediaServiceKeyPoints xmlns="71af3243-3dd4-4a8d-8c0d-dd76da1f02a5" xsi:nil="true"/>
-  </documentManagement>
-</p:properties>
-</file>
-
-<file path=customXml/itemProps13.xml><?xml version="1.0" encoding="utf-8"?>
-<ds:datastoreItem xmlns:ds="http://schemas.openxmlformats.org/officeDocument/2006/customXml" ds:itemID="{1B42A713-900B-47E2-BD23-E66E52A4986D}"/>
-</file>
-
-<file path=customXml/itemProps22.xml><?xml version="1.0" encoding="utf-8"?>
-<ds:datastoreItem xmlns:ds="http://schemas.openxmlformats.org/officeDocument/2006/customXml" ds:itemID="{61595F47-006E-40D2-8278-FEE439B18FD6}"/>
-</file>
-
-<file path=customXml/itemProps31.xml><?xml version="1.0" encoding="utf-8"?>
-<ds:datastoreItem xmlns:ds="http://schemas.openxmlformats.org/officeDocument/2006/customXml" ds:itemID="{16E04FD1-A04C-482F-9B24-245173C924A1}"/>
-</file>
-
 <file path=docMetadata/LabelInfo.xml><?xml version="1.0" encoding="utf-8"?>
 <clbl:labelList xmlns:clbl="http://schemas.microsoft.com/office/2020/mipLabelMetadata"/>
 </file>